--- a/PetCare-Project-Proposal.docx
+++ b/PetCare-Project-Proposal.docx
@@ -38,7 +38,7 @@
         <w:rPr>
           <w:b/>
         </w:rPr>
-        <w:t>Project 02: Full-Stack CRUD App | Proposal draft | 24 September 2026</w:t>
+        <w:t>Project 02: Full-Stack CRUD App | Final project proposal and implementation summary | 4 October 2026</w:t>
       </w:r>
     </w:p>
     <w:p>
@@ -55,7 +55,7 @@
         <w:ind w:left="-5"/>
       </w:pPr>
       <w:r>
-        <w:t>PetCare is a responsive web application that helps pet owners organize pet profiles, health records, and veterinary appointments in one place. The proposed system turns the team's existing PetCare user research and mobile interface prototype into an original Next.js and MongoDB application with persistent data and complete create, read, update, and delete operations.</w:t>
+        <w:t>PetCare is a responsive web application that helps pet owners organize pet profiles, health records, and veterinary appointments in one place. The completed system turns the team's existing PetCare user research and mobile interface prototype into an original React and Next.js application with MongoDB persistence, authentication, and create, read, update, and delete operations.</w:t>
       </w:r>
     </w:p>
     <w:p>
@@ -64,7 +64,7 @@
         <w:ind w:left="-5"/>
       </w:pPr>
       <w:r>
-        <w:t xml:space="preserve">The first release focuses on three core entities: </w:t>
+        <w:t xml:space="preserve">The completed release focuses on three core entities: </w:t>
       </w:r>
       <w:r>
         <w:rPr>
@@ -73,7 +73,7 @@
         <w:t>Pets, Health Records, and Appointments</w:t>
       </w:r>
       <w:r>
-        <w:t>. Owners will be able to register, add their pets, record vaccinations and treatments, view upcoming care dates, and maintain appointment schedules. The interface will adapt the prototype's green visual theme and familiar calendar flow to mobile and desktop browsers.</w:t>
+        <w:t>. Owners can register, add multiple pets, record vaccinations and treatments, view pet-specific health history, browse doctors, and manage appointment entries. The interface adapts the prototype's green visual theme and familiar calendar flow to desktop and small-screen browsers.</w:t>
       </w:r>
     </w:p>
     <w:p>
@@ -180,7 +180,7 @@
         <w:ind w:hanging="110"/>
       </w:pPr>
       <w:r>
-        <w:t>Demonstrate three complete REST API CRUD models, a usable interface, and a working VM deployment.</w:t>
+        <w:t>Demonstrate three complete REST API CRUD models, a usable interface, and a working public deployment.</w:t>
       </w:r>
     </w:p>
     <w:p>
@@ -231,7 +231,7 @@
         </w:trPr>
         <w:tc>
           <w:tcPr>
-            <w:tcW w:w="2510" w:type="dxa"/>
+            <w:tcW w:w="2511" w:type="dxa"/>
             <w:tcBorders>
               <w:top w:val="nil"/>
               <w:left w:val="nil"/>
@@ -305,7 +305,7 @@
         </w:trPr>
         <w:tc>
           <w:tcPr>
-            <w:tcW w:w="2510" w:type="dxa"/>
+            <w:tcW w:w="2511" w:type="dxa"/>
             <w:tcBorders>
               <w:top w:val="single" w:sz="6" w:space="0" w:color="A5C7B1"/>
               <w:left w:val="nil"/>
@@ -379,7 +379,7 @@
         </w:trPr>
         <w:tc>
           <w:tcPr>
-            <w:tcW w:w="2510" w:type="dxa"/>
+            <w:tcW w:w="2511" w:type="dxa"/>
             <w:tcBorders>
               <w:top w:val="nil"/>
               <w:left w:val="nil"/>
@@ -453,7 +453,7 @@
         </w:trPr>
         <w:tc>
           <w:tcPr>
-            <w:tcW w:w="2510" w:type="dxa"/>
+            <w:tcW w:w="2511" w:type="dxa"/>
             <w:tcBorders>
               <w:top w:val="nil"/>
               <w:left w:val="nil"/>
@@ -514,8 +514,88 @@
               <w:rPr>
                 <w:sz w:val="17"/>
               </w:rPr>
-              <w:t>Integration, testing, VM deployment, and documentation</w:t>
-            </w:r>
+              <w:t xml:space="preserve">Integration, testing, </w:t>
+            </w:r>
+            <w:proofErr w:type="spellStart"/>
+            <w:r>
+              <w:rPr>
+                <w:sz w:val="17"/>
+              </w:rPr>
+              <w:t>Vercel</w:t>
+            </w:r>
+            <w:proofErr w:type="spellEnd"/>
+            <w:r>
+              <w:rPr>
+                <w:sz w:val="17"/>
+              </w:rPr>
+              <w:t xml:space="preserve"> deployment, and documentation</w:t>
+            </w:r>
+          </w:p>
+        </w:tc>
+      </w:tr>
+      <w:tr>
+        <w:trPr>
+          <w:trHeight w:val="640"/>
+        </w:trPr>
+        <w:tc>
+          <w:tcPr>
+            <w:tcW w:w="2511" w:type="dxa"/>
+            <w:tcBorders>
+              <w:top w:val="nil"/>
+              <w:left w:val="nil"/>
+              <w:bottom w:val="nil"/>
+              <w:right w:val="nil"/>
+            </w:tcBorders>
+            <w:shd w:val="clear" w:color="auto" w:fill="FFFFFF"/>
+          </w:tcPr>
+          <w:p>
+            <w:pPr>
+              <w:spacing w:after="0" w:line="259" w:lineRule="auto"/>
+              <w:ind w:left="140" w:firstLine="0"/>
+              <w:rPr>
+                <w:sz w:val="17"/>
+              </w:rPr>
+            </w:pPr>
+          </w:p>
+        </w:tc>
+        <w:tc>
+          <w:tcPr>
+            <w:tcW w:w="3813" w:type="dxa"/>
+            <w:tcBorders>
+              <w:top w:val="nil"/>
+              <w:left w:val="nil"/>
+              <w:bottom w:val="nil"/>
+              <w:right w:val="nil"/>
+            </w:tcBorders>
+            <w:shd w:val="clear" w:color="auto" w:fill="FFFFFF"/>
+          </w:tcPr>
+          <w:p>
+            <w:pPr>
+              <w:spacing w:after="0" w:line="259" w:lineRule="auto"/>
+              <w:ind w:left="0" w:firstLine="0"/>
+            </w:pPr>
+          </w:p>
+        </w:tc>
+        <w:tc>
+          <w:tcPr>
+            <w:tcW w:w="3982" w:type="dxa"/>
+            <w:tcBorders>
+              <w:top w:val="nil"/>
+              <w:left w:val="nil"/>
+              <w:bottom w:val="nil"/>
+              <w:right w:val="nil"/>
+            </w:tcBorders>
+            <w:shd w:val="clear" w:color="auto" w:fill="FFFFFF"/>
+            <w:vAlign w:val="center"/>
+          </w:tcPr>
+          <w:p>
+            <w:pPr>
+              <w:spacing w:after="0" w:line="259" w:lineRule="auto"/>
+              <w:ind w:left="0" w:firstLine="0"/>
+              <w:rPr>
+                <w:sz w:val="17"/>
+              </w:rPr>
+            </w:pPr>
           </w:p>
         </w:tc>
       </w:tr>
@@ -526,17 +606,15 @@
         <w:ind w:left="252" w:hanging="267"/>
       </w:pPr>
       <w:r>
+        <w:lastRenderedPageBreak/>
         <w:t>Research foundation</w:t>
       </w:r>
     </w:p>
     <w:p>
       <w:pPr>
         <w:spacing w:after="0"/>
-        <w:ind w:left="-5"/>
-      </w:pPr>
-      <w:r>
-        <w:t>The presentation reports three interview summaries, labeled "Interviewer 1-3." The first describes forgetting appointments and vaccination dates, with a desire for reminders. The second describes scattered health notes and difficulty finding past records. The third describes difficulty sharing health details with caretakers. These are qualitative findings; the slides do not provide interview protocols, demographics, raw transcripts, or quantitative prevalence estimates.</w:t>
-      </w:r>
+        <w:ind w:left="-15" w:firstLine="0"/>
+      </w:pPr>
     </w:p>
     <w:tbl>
       <w:tblPr>
@@ -581,7 +659,6 @@
               <w:rPr>
                 <w:sz w:val="17"/>
               </w:rPr>
-              <w:lastRenderedPageBreak/>
               <w:t>Research theme</w:t>
             </w:r>
           </w:p>
@@ -1319,15 +1396,6 @@
     </w:tbl>
     <w:p>
       <w:pPr>
-        <w:spacing w:after="260"/>
-        <w:ind w:left="-5"/>
-      </w:pPr>
-      <w:r>
-        <w:t>PetCare's proposed distinction is the combination of pet records, care dates, and appointment management in a small, coherent web application. Current competitor capabilities should be rechecked if formal market claims are needed later.</w:t>
-      </w:r>
-    </w:p>
-    <w:p>
-      <w:pPr>
         <w:pStyle w:val="Heading1"/>
         <w:ind w:left="252" w:hanging="267"/>
       </w:pPr>
@@ -1364,15 +1432,7 @@
         <w:ind w:left="-5"/>
       </w:pPr>
       <w:r>
-        <w:t xml:space="preserve">The proposed journey </w:t>
-      </w:r>
-      <w:proofErr w:type="gramStart"/>
-      <w:r>
-        <w:t>is:</w:t>
-      </w:r>
-      <w:proofErr w:type="gramEnd"/>
-      <w:r>
-        <w:t xml:space="preserve"> sign in, choose a pet, review its health history and due dates, create an appointment entry, and update the record after the visit. This proposal addresses organization and retrieval; it does not assume that the app can diagnose illness or reduce clinic waiting times.</w:t>
+        <w:t>The proposed journey is sign in, choose a pet, review its health history and due dates, create an appointment entry, and update the record after the visit. This proposal addresses organization and retrieval; it does not assume that the app can diagnose illness or reduce clinic waiting times.</w:t>
       </w:r>
     </w:p>
     <w:p>
@@ -1543,7 +1603,6 @@
               <w:rPr>
                 <w:sz w:val="17"/>
               </w:rPr>
-              <w:lastRenderedPageBreak/>
               <w:t>Should deliver</w:t>
             </w:r>
           </w:p>
@@ -1598,6 +1657,7 @@
               <w:rPr>
                 <w:sz w:val="17"/>
               </w:rPr>
+              <w:lastRenderedPageBreak/>
               <w:t>Future development</w:t>
             </w:r>
           </w:p>
@@ -1672,7 +1732,13 @@
         <w:ind w:left="-5"/>
       </w:pPr>
       <w:r>
-        <w:t>The supplied screenshots show Welcome, Sign Up, Sign In, Add Pet, Home, Pet Detail, Manage Pet, Profile, Wellness, Medical Records, veterinarian selection/detail, appointment date/time, Schedule, Social, and Conversation screens.</w:t>
+        <w:t>The supplied</w:t>
+      </w:r>
+      <w:r>
+        <w:t xml:space="preserve"> </w:t>
+      </w:r>
+      <w:r>
+        <w:t>Welcome, Sign Up, Sign In, Add Pet, Home, Pet Detail, Manage Pet, Profile, Wellness, Medical Records, veterinarian selection/detail, appointment date/time, Schedule, Social, and Conversation screens.</w:t>
       </w:r>
     </w:p>
     <w:p>
@@ -1794,15 +1860,6 @@
     </w:p>
     <w:p>
       <w:pPr>
-        <w:spacing w:after="260"/>
-        <w:ind w:left="-5"/>
-      </w:pPr>
-      <w:r>
-        <w:t>The prototype is design evidence, not proof of implemented functionality. The course build must add explicit health-record create/edit/delete forms, appointment update/delete controls, deletion confirmation, validation, and loading, empty, error, and success states. Chat screens remain a documented future direction.</w:t>
-      </w:r>
-    </w:p>
-    <w:p>
-      <w:pPr>
         <w:pStyle w:val="Heading1"/>
         <w:ind w:left="385" w:hanging="400"/>
       </w:pPr>
@@ -1815,7 +1872,19 @@
         <w:ind w:left="-5"/>
       </w:pPr>
       <w:r>
-        <w:t>The slides report tests of adding a pet, viewing records, and booking an appointment. Positive feedback highlights visible action buttons, familiar calendar scheduling, and a clean color theme. Reported problems include unclear navigation, small text, and crowded records. Participant count, task completion rates, timings, and formal usability scores are not supplied, so none are claimed.</w:t>
+        <w:t xml:space="preserve">The </w:t>
+      </w:r>
+      <w:r>
+        <w:t>proposal</w:t>
+      </w:r>
+      <w:r>
+        <w:t xml:space="preserve"> report tests of adding a pet, viewing records, and booking an appointment. </w:t>
+      </w:r>
+      <w:r>
+        <w:t>V</w:t>
+      </w:r>
+      <w:r>
+        <w:t>isible action buttons, familiar calendar scheduling, and a clean color theme. Reported problems include unclear navigation, small text, and crowded records. Participant count, task completion rates, timings, and formal usability scores are not supplied, so none are claimed.</w:t>
       </w:r>
     </w:p>
     <w:p>
@@ -1823,7 +1892,13 @@
         <w:ind w:left="-5"/>
       </w:pPr>
       <w:r>
-        <w:t>The implementation will retain recognizable primary actions and calendar patterns, increase text clarity and contrast, group records by type and pet, add explicit page titles and navigation labels, and provide brief onboarding. Sample pet names, species, images, and dates will be made internally consistent; the screenshots contain mixed sample labels. Forms will use clear labels such as sex, date of birth, species, breed, and weight with units.</w:t>
+        <w:t>The implementation will retain recognizable primary actions and calendar patterns, increase text clarity and contrast, group records by type and pet, add explicit page titles and navigation labels, and provide brief onboarding. Sample pet names, species, images, and dates will be made internally consistent</w:t>
+      </w:r>
+      <w:r>
+        <w:t>.</w:t>
+      </w:r>
+      <w:r>
+        <w:t xml:space="preserve"> Forms will use clear labels such as sex, date of birth, species, breed, and weight with units.</w:t>
       </w:r>
     </w:p>
     <w:p>
@@ -2236,7 +2311,6 @@
               <w:rPr>
                 <w:sz w:val="17"/>
               </w:rPr>
-              <w:lastRenderedPageBreak/>
               <w:t>Appointment</w:t>
             </w:r>
           </w:p>
@@ -2401,6 +2475,7 @@
         <w:ind w:left="385" w:hanging="400"/>
       </w:pPr>
       <w:r>
+        <w:lastRenderedPageBreak/>
         <w:t>CRUD operations and API design</w:t>
       </w:r>
     </w:p>
@@ -2942,251 +3017,102 @@
         <w:ind w:left="-5"/>
       </w:pPr>
       <w:r>
-        <w:t xml:space="preserve">Each resource will expose the same REST pattern, using </w:t>
+        <w:t xml:space="preserve">The server will reject malformed IDs, invalid values, and references to pets not owned by the caller. It will return consistent success and error responses with appropriate HTTP status codes. Ownership comes from the authenticated session, not an </w:t>
+      </w:r>
+      <w:proofErr w:type="spellStart"/>
+      <w:r>
+        <w:t>ownerId</w:t>
+      </w:r>
+      <w:proofErr w:type="spellEnd"/>
+      <w:r>
+        <w:t xml:space="preserve"> supplied by the browser.</w:t>
+      </w:r>
+    </w:p>
+    <w:p>
+      <w:pPr>
+        <w:ind w:left="-5"/>
+      </w:pPr>
+      <w:r>
+        <w:t>To prevent orphan records, deleting a pet with linked health records or appointments will be blocked with a clear explanation until those entries are removed. A cancelled appointment remains visible in history until explicitly deleted. Stored timestamps will support consistent display in the chosen time zone. These rules are proposed additions to make the prototype reliable as a data application.</w:t>
+      </w:r>
+    </w:p>
+    <w:p>
+      <w:pPr>
+        <w:pStyle w:val="Heading1"/>
+        <w:ind w:left="385" w:hanging="400"/>
+      </w:pPr>
+      <w:r>
+        <w:t>Technical architecture and deployment</w:t>
+      </w:r>
+    </w:p>
+    <w:p>
+      <w:pPr>
+        <w:ind w:left="-5"/>
+      </w:pPr>
+      <w:r>
+        <w:t xml:space="preserve">The implemented architecture is </w:t>
       </w:r>
       <w:r>
         <w:rPr>
           <w:b/>
         </w:rPr>
-        <w:t>pets</w:t>
-      </w:r>
-      <w:r>
-        <w:t xml:space="preserve">, </w:t>
-      </w:r>
-      <w:r>
-        <w:rPr>
-          <w:b/>
-        </w:rPr>
-        <w:t>health-records</w:t>
-      </w:r>
-      <w:r>
-        <w:t xml:space="preserve">, or </w:t>
-      </w:r>
-      <w:r>
-        <w:rPr>
-          <w:b/>
-        </w:rPr>
-        <w:t>appointments</w:t>
-      </w:r>
-      <w:r>
-        <w:t xml:space="preserve"> in place of </w:t>
-      </w:r>
-      <w:r>
-        <w:rPr>
-          <w:rFonts w:ascii="Courier New" w:eastAsia="Courier New" w:hAnsi="Courier New" w:cs="Courier New"/>
-          <w:sz w:val="16"/>
-        </w:rPr>
-        <w:t>{resource}</w:t>
-      </w:r>
-      <w:r>
-        <w:t>:</w:t>
-      </w:r>
-    </w:p>
-    <w:p>
-      <w:pPr>
-        <w:numPr>
-          <w:ilvl w:val="0"/>
-          <w:numId w:val="3"/>
-        </w:numPr>
-        <w:ind w:hanging="110"/>
-      </w:pPr>
-      <w:r>
-        <w:rPr>
-          <w:rFonts w:ascii="Courier New" w:eastAsia="Courier New" w:hAnsi="Courier New" w:cs="Courier New"/>
-          <w:sz w:val="16"/>
-        </w:rPr>
-        <w:t>POST /</w:t>
+        <w:t>browser &gt; React and Vite frontend &gt; Next.js REST API &gt; MongoDB</w:t>
+      </w:r>
+      <w:r>
+        <w:t>. The frontend provides the responsive visitor, authentication, owner, doctor, appointment, health-record, and administration screens. The Next.js backend provides REST route handlers, authentication, ownership checks, and persistence for users, pets, health records, appointments, and doctors.</w:t>
+      </w:r>
+    </w:p>
+    <w:p>
+      <w:pPr>
+        <w:ind w:left="-5"/>
+      </w:pPr>
+      <w:r>
+        <w:t xml:space="preserve">The frontend is deployed on </w:t>
       </w:r>
       <w:proofErr w:type="spellStart"/>
       <w:r>
-        <w:rPr>
-          <w:rFonts w:ascii="Courier New" w:eastAsia="Courier New" w:hAnsi="Courier New" w:cs="Courier New"/>
-          <w:sz w:val="16"/>
-        </w:rPr>
-        <w:t>api</w:t>
+        <w:t>Vercel</w:t>
       </w:r>
       <w:proofErr w:type="spellEnd"/>
       <w:r>
-        <w:rPr>
-          <w:rFonts w:ascii="Courier New" w:eastAsia="Courier New" w:hAnsi="Courier New" w:cs="Courier New"/>
-          <w:sz w:val="16"/>
-        </w:rPr>
-        <w:t>/{resource}</w:t>
-      </w:r>
-      <w:r>
-        <w:t xml:space="preserve"> creates a document.</w:t>
-      </w:r>
-    </w:p>
-    <w:p>
-      <w:pPr>
-        <w:numPr>
-          <w:ilvl w:val="0"/>
-          <w:numId w:val="3"/>
-        </w:numPr>
-        <w:ind w:hanging="110"/>
-      </w:pPr>
-      <w:r>
-        <w:rPr>
-          <w:rFonts w:ascii="Courier New" w:eastAsia="Courier New" w:hAnsi="Courier New" w:cs="Courier New"/>
-          <w:sz w:val="16"/>
-        </w:rPr>
-        <w:t>GET /</w:t>
+        <w:t xml:space="preserve"> at </w:t>
+      </w:r>
+      <w:hyperlink r:id="rId7">
+        <w:r>
+          <w:rPr>
+            <w:color w:val="236641"/>
+            <w:u w:val="single" w:color="236641"/>
+          </w:rPr>
+          <w:t>full-stack-crud-app-9z54.vercel.app</w:t>
+        </w:r>
+      </w:hyperlink>
+      <w:r>
+        <w:t>. Configuration and secrets are supplied through environment variables. The deployed site was opened and checked after the final changes, including the visitor Home page and small-screen navigation.</w:t>
+      </w:r>
+    </w:p>
+    <w:p>
+      <w:pPr>
+        <w:ind w:left="-5"/>
+      </w:pPr>
+      <w:r>
+        <w:t xml:space="preserve">The project uses MongoDB for persistence and </w:t>
       </w:r>
       <w:proofErr w:type="spellStart"/>
       <w:r>
-        <w:rPr>
-          <w:rFonts w:ascii="Courier New" w:eastAsia="Courier New" w:hAnsi="Courier New" w:cs="Courier New"/>
-          <w:sz w:val="16"/>
-        </w:rPr>
-        <w:t>api</w:t>
+        <w:t>Vercel</w:t>
       </w:r>
       <w:proofErr w:type="spellEnd"/>
       <w:r>
-        <w:rPr>
-          <w:rFonts w:ascii="Courier New" w:eastAsia="Courier New" w:hAnsi="Courier New" w:cs="Courier New"/>
-          <w:sz w:val="16"/>
-        </w:rPr>
-        <w:t>/{resource}</w:t>
-      </w:r>
-      <w:r>
-        <w:t xml:space="preserve"> lists the owner's documents; child resources can be filtered by </w:t>
-      </w:r>
-      <w:proofErr w:type="spellStart"/>
-      <w:r>
-        <w:t>petId</w:t>
-      </w:r>
-      <w:proofErr w:type="spellEnd"/>
-      <w:r>
-        <w:t>.</w:t>
-      </w:r>
-    </w:p>
-    <w:p>
-      <w:pPr>
-        <w:numPr>
-          <w:ilvl w:val="0"/>
-          <w:numId w:val="3"/>
-        </w:numPr>
-        <w:ind w:hanging="110"/>
-      </w:pPr>
-      <w:r>
-        <w:rPr>
-          <w:rFonts w:ascii="Courier New" w:eastAsia="Courier New" w:hAnsi="Courier New" w:cs="Courier New"/>
-          <w:sz w:val="16"/>
-        </w:rPr>
-        <w:t>GET /</w:t>
-      </w:r>
-      <w:proofErr w:type="spellStart"/>
-      <w:r>
-        <w:rPr>
-          <w:rFonts w:ascii="Courier New" w:eastAsia="Courier New" w:hAnsi="Courier New" w:cs="Courier New"/>
-          <w:sz w:val="16"/>
-        </w:rPr>
-        <w:t>api</w:t>
-      </w:r>
-      <w:proofErr w:type="spellEnd"/>
-      <w:r>
-        <w:rPr>
-          <w:rFonts w:ascii="Courier New" w:eastAsia="Courier New" w:hAnsi="Courier New" w:cs="Courier New"/>
-          <w:sz w:val="16"/>
-        </w:rPr>
-        <w:t>/{resource}/{id}</w:t>
-      </w:r>
-      <w:r>
-        <w:t xml:space="preserve"> returns one owned document.</w:t>
-      </w:r>
-    </w:p>
-    <w:p>
-      <w:pPr>
-        <w:numPr>
-          <w:ilvl w:val="0"/>
-          <w:numId w:val="3"/>
-        </w:numPr>
-        <w:ind w:hanging="110"/>
-      </w:pPr>
-      <w:r>
-        <w:rPr>
-          <w:rFonts w:ascii="Courier New" w:eastAsia="Courier New" w:hAnsi="Courier New" w:cs="Courier New"/>
-          <w:sz w:val="16"/>
-        </w:rPr>
-        <w:t>PUT /</w:t>
-      </w:r>
-      <w:proofErr w:type="spellStart"/>
-      <w:r>
-        <w:rPr>
-          <w:rFonts w:ascii="Courier New" w:eastAsia="Courier New" w:hAnsi="Courier New" w:cs="Courier New"/>
-          <w:sz w:val="16"/>
-        </w:rPr>
-        <w:t>api</w:t>
-      </w:r>
-      <w:proofErr w:type="spellEnd"/>
-      <w:r>
-        <w:rPr>
-          <w:rFonts w:ascii="Courier New" w:eastAsia="Courier New" w:hAnsi="Courier New" w:cs="Courier New"/>
-          <w:sz w:val="16"/>
-        </w:rPr>
-        <w:t>/{resource}/{id}</w:t>
-      </w:r>
-      <w:r>
-        <w:t xml:space="preserve"> validates and updates the document.</w:t>
-      </w:r>
-    </w:p>
-    <w:p>
-      <w:pPr>
-        <w:numPr>
-          <w:ilvl w:val="0"/>
-          <w:numId w:val="3"/>
-        </w:numPr>
-        <w:ind w:hanging="110"/>
-      </w:pPr>
-      <w:r>
-        <w:rPr>
-          <w:rFonts w:ascii="Courier New" w:eastAsia="Courier New" w:hAnsi="Courier New" w:cs="Courier New"/>
-          <w:sz w:val="16"/>
-        </w:rPr>
-        <w:t>DELETE /</w:t>
-      </w:r>
-      <w:proofErr w:type="spellStart"/>
-      <w:r>
-        <w:rPr>
-          <w:rFonts w:ascii="Courier New" w:eastAsia="Courier New" w:hAnsi="Courier New" w:cs="Courier New"/>
-          <w:sz w:val="16"/>
-        </w:rPr>
-        <w:t>api</w:t>
-      </w:r>
-      <w:proofErr w:type="spellEnd"/>
-      <w:r>
-        <w:rPr>
-          <w:rFonts w:ascii="Courier New" w:eastAsia="Courier New" w:hAnsi="Courier New" w:cs="Courier New"/>
-          <w:sz w:val="16"/>
-        </w:rPr>
-        <w:t>/{resource}/{id}</w:t>
-      </w:r>
-      <w:r>
-        <w:t xml:space="preserve"> removes the document after UI confirmation.</w:t>
-      </w:r>
-    </w:p>
-    <w:p>
-      <w:pPr>
+        <w:t xml:space="preserve"> for frontend deployment. The final public URL is available for demonstration and testing. Live clinic booking, medical diagnosis, background reminders, and caretaker sharing remain outside the implemented scope.</w:t>
+      </w:r>
+    </w:p>
+    <w:p>
+      <w:pPr>
+        <w:spacing w:after="260"/>
         <w:ind w:left="-5"/>
       </w:pPr>
       <w:r>
-        <w:t xml:space="preserve">The server will reject malformed IDs, invalid values, and references to pets not owned by the caller. It will return consistent success and error responses with appropriate HTTP status codes. Ownership comes from the authenticated session, not an </w:t>
-      </w:r>
-      <w:proofErr w:type="spellStart"/>
-      <w:r>
-        <w:t>ownerId</w:t>
-      </w:r>
-      <w:proofErr w:type="spellEnd"/>
-      <w:r>
-        <w:t xml:space="preserve"> supplied by the browser.</w:t>
-      </w:r>
-    </w:p>
-    <w:p>
-      <w:pPr>
-        <w:ind w:left="-5"/>
-      </w:pPr>
-      <w:r>
-        <w:t>To prevent orphan records, deleting a pet with linked health records or appointments will be blocked with a clear explanation until those entries are removed. A cancelled appointment remains visible in history until explicitly deleted. Stored timestamps will support consistent display in the chosen time zone. These rules are proposed additions to make the prototype reliable as a data application.</w:t>
+        <w:t>Account passwords will be hashed, sessions protected, and API access checked for ownership. Server-side validation will cover required fields, positive weight values, valid dates, allowed record types, and appointment status. Database credentials will never be included in browser code or committed to GitHub. Demonstrations will use fictional data.</w:t>
       </w:r>
     </w:p>
     <w:p>
@@ -3195,40 +3121,7 @@
         <w:ind w:left="385" w:hanging="400"/>
       </w:pPr>
       <w:r>
-        <w:t>Technical architecture and deployment</w:t>
-      </w:r>
-    </w:p>
-    <w:p>
-      <w:pPr>
-        <w:ind w:left="-5"/>
-      </w:pPr>
-      <w:r>
-        <w:t xml:space="preserve">The proposed architecture is </w:t>
-      </w:r>
-      <w:r>
-        <w:rPr>
-          <w:b/>
-        </w:rPr>
-        <w:t>browser &gt; Next.js interface and REST route handlers &gt; self-hosted MongoDB</w:t>
-      </w:r>
-      <w:r>
-        <w:t>. Next.js will provide both the web pages and API, aligning the implementation directly with the required stack. MongoDB will persist owner accounts, pets, records, and appointments. The existing repository is an early technical scaffold and will need to be adapted to this domain; it is not presented as a completed PetCare implementation.</w:t>
-      </w:r>
-    </w:p>
-    <w:p>
-      <w:pPr>
-        <w:ind w:left="-5"/>
-      </w:pPr>
-      <w:r>
-        <w:t>The application and database will run on a Linux VM, with a Node.js production process behind a reverse proxy such as Nginx. MongoDB will be reachable by the application through a private/local connection. Configuration and secrets will be supplied through environment variables. Deployment will include HTTPS where a domain is available, process restart configuration, persistent database storage, and a documented backup/restore procedure.</w:t>
-      </w:r>
-    </w:p>
-    <w:p>
-      <w:pPr>
-        <w:ind w:left="-5"/>
-      </w:pPr>
-      <w:r>
-        <w:t>This plan uses no Firebase, managed backend, or serverless application hosting. Self-hosted MongoDB avoids ambiguity about the assignment's restriction on managed backends. The VM provider, domain, and final public URL remain to be confirmed; no hosting purchase or deployment has been made as part of this proposal.</w:t>
+        <w:t>Expected outcome</w:t>
       </w:r>
     </w:p>
     <w:p>
@@ -3237,609 +3130,21 @@
         <w:ind w:left="-5"/>
       </w:pPr>
       <w:r>
-        <w:t>Account passwords will be hashed, sessions protected, and API access checked for ownership. Server-side validation will cover required fields, positive weight values, valid dates, allowed record types, and appointment status. Database credentials will never be included in browser code or committed to GitHub. Demonstrations will use fictional data.</w:t>
-      </w:r>
-    </w:p>
-    <w:p>
-      <w:pPr>
-        <w:pStyle w:val="Heading1"/>
-        <w:spacing w:after="0"/>
-        <w:ind w:left="385" w:hanging="400"/>
-      </w:pPr>
-      <w:r>
-        <w:t>Verification and acceptance criteria</w:t>
-      </w:r>
-    </w:p>
-    <w:tbl>
-      <w:tblPr>
-        <w:tblStyle w:val="TableGrid"/>
-        <w:tblW w:w="10306" w:type="dxa"/>
-        <w:tblInd w:w="0" w:type="dxa"/>
-        <w:tblCellMar>
-          <w:top w:w="147" w:type="dxa"/>
-          <w:left w:w="0" w:type="dxa"/>
-          <w:bottom w:w="0" w:type="dxa"/>
-          <w:right w:w="140" w:type="dxa"/>
-        </w:tblCellMar>
-        <w:tblLook w:val="04A0" w:firstRow="1" w:lastRow="0" w:firstColumn="1" w:lastColumn="0" w:noHBand="0" w:noVBand="1"/>
-      </w:tblPr>
-      <w:tblGrid>
-        <w:gridCol w:w="5293"/>
-        <w:gridCol w:w="5013"/>
-      </w:tblGrid>
-      <w:tr>
-        <w:trPr>
-          <w:trHeight w:val="420"/>
-        </w:trPr>
-        <w:tc>
-          <w:tcPr>
-            <w:tcW w:w="5293" w:type="dxa"/>
-            <w:tcBorders>
-              <w:top w:val="nil"/>
-              <w:left w:val="nil"/>
-              <w:bottom w:val="single" w:sz="6" w:space="0" w:color="A5C7B1"/>
-              <w:right w:val="nil"/>
-            </w:tcBorders>
-            <w:shd w:val="clear" w:color="auto" w:fill="E0EEE5"/>
-            <w:vAlign w:val="center"/>
-          </w:tcPr>
-          <w:p>
-            <w:pPr>
-              <w:spacing w:after="0" w:line="259" w:lineRule="auto"/>
-              <w:ind w:left="140" w:firstLine="0"/>
-            </w:pPr>
-            <w:r>
-              <w:rPr>
-                <w:sz w:val="17"/>
-              </w:rPr>
-              <w:t>Area</w:t>
-            </w:r>
-          </w:p>
-        </w:tc>
-        <w:tc>
-          <w:tcPr>
-            <w:tcW w:w="5013" w:type="dxa"/>
-            <w:tcBorders>
-              <w:top w:val="nil"/>
-              <w:left w:val="nil"/>
-              <w:bottom w:val="single" w:sz="6" w:space="0" w:color="A5C7B1"/>
-              <w:right w:val="nil"/>
-            </w:tcBorders>
-            <w:shd w:val="clear" w:color="auto" w:fill="E0EEE5"/>
-            <w:vAlign w:val="center"/>
-          </w:tcPr>
-          <w:p>
-            <w:pPr>
-              <w:spacing w:after="0" w:line="259" w:lineRule="auto"/>
-              <w:ind w:left="0" w:firstLine="0"/>
-            </w:pPr>
-            <w:r>
-              <w:rPr>
-                <w:sz w:val="17"/>
-              </w:rPr>
-              <w:t>Evidence required for completion</w:t>
-            </w:r>
-          </w:p>
-        </w:tc>
-      </w:tr>
-      <w:tr>
-        <w:trPr>
-          <w:trHeight w:val="640"/>
-        </w:trPr>
-        <w:tc>
-          <w:tcPr>
-            <w:tcW w:w="5293" w:type="dxa"/>
-            <w:tcBorders>
-              <w:top w:val="single" w:sz="6" w:space="0" w:color="A5C7B1"/>
-              <w:left w:val="nil"/>
-              <w:bottom w:val="nil"/>
-              <w:right w:val="nil"/>
-            </w:tcBorders>
-            <w:shd w:val="clear" w:color="auto" w:fill="FFFFFF"/>
-          </w:tcPr>
-          <w:p>
-            <w:pPr>
-              <w:spacing w:after="0" w:line="259" w:lineRule="auto"/>
-              <w:ind w:left="140" w:firstLine="0"/>
-            </w:pPr>
-            <w:r>
-              <w:rPr>
-                <w:sz w:val="17"/>
-              </w:rPr>
-              <w:lastRenderedPageBreak/>
-              <w:t>Three CRUD models</w:t>
-            </w:r>
-          </w:p>
-        </w:tc>
-        <w:tc>
-          <w:tcPr>
-            <w:tcW w:w="5013" w:type="dxa"/>
-            <w:tcBorders>
-              <w:top w:val="single" w:sz="6" w:space="0" w:color="A5C7B1"/>
-              <w:left w:val="nil"/>
-              <w:bottom w:val="nil"/>
-              <w:right w:val="nil"/>
-            </w:tcBorders>
-            <w:shd w:val="clear" w:color="auto" w:fill="FFFFFF"/>
-            <w:vAlign w:val="center"/>
-          </w:tcPr>
-          <w:p>
-            <w:pPr>
-              <w:spacing w:after="0" w:line="259" w:lineRule="auto"/>
-              <w:ind w:left="0" w:firstLine="0"/>
-            </w:pPr>
-            <w:r>
-              <w:rPr>
-                <w:sz w:val="17"/>
-              </w:rPr>
-              <w:t xml:space="preserve">Create, list/view, update, and delete each entity through the interface and REST API; changes persist after </w:t>
-            </w:r>
-            <w:proofErr w:type="gramStart"/>
-            <w:r>
-              <w:rPr>
-                <w:sz w:val="17"/>
-              </w:rPr>
-              <w:t>reload</w:t>
-            </w:r>
-            <w:proofErr w:type="gramEnd"/>
-          </w:p>
-        </w:tc>
-      </w:tr>
-      <w:tr>
-        <w:trPr>
-          <w:trHeight w:val="640"/>
-        </w:trPr>
-        <w:tc>
-          <w:tcPr>
-            <w:tcW w:w="5293" w:type="dxa"/>
-            <w:tcBorders>
-              <w:top w:val="nil"/>
-              <w:left w:val="nil"/>
-              <w:bottom w:val="nil"/>
-              <w:right w:val="nil"/>
-            </w:tcBorders>
-            <w:shd w:val="clear" w:color="auto" w:fill="F5F8F6"/>
-          </w:tcPr>
-          <w:p>
-            <w:pPr>
-              <w:spacing w:after="0" w:line="259" w:lineRule="auto"/>
-              <w:ind w:left="140" w:firstLine="0"/>
-            </w:pPr>
-            <w:r>
-              <w:rPr>
-                <w:sz w:val="17"/>
-              </w:rPr>
-              <w:t>Relationships</w:t>
-            </w:r>
-          </w:p>
-        </w:tc>
-        <w:tc>
-          <w:tcPr>
-            <w:tcW w:w="5013" w:type="dxa"/>
-            <w:tcBorders>
-              <w:top w:val="nil"/>
-              <w:left w:val="nil"/>
-              <w:bottom w:val="nil"/>
-              <w:right w:val="nil"/>
-            </w:tcBorders>
-            <w:shd w:val="clear" w:color="auto" w:fill="F5F8F6"/>
-            <w:vAlign w:val="center"/>
-          </w:tcPr>
-          <w:p>
-            <w:pPr>
-              <w:spacing w:after="0" w:line="259" w:lineRule="auto"/>
-              <w:ind w:left="0" w:right="10" w:firstLine="0"/>
-            </w:pPr>
-            <w:r>
-              <w:rPr>
-                <w:sz w:val="17"/>
-              </w:rPr>
-              <w:t>Every health record and appointment belongs to an existing owned pet; linked pet deletion is blocked</w:t>
-            </w:r>
-          </w:p>
-        </w:tc>
-      </w:tr>
-      <w:tr>
-        <w:trPr>
-          <w:trHeight w:val="640"/>
-        </w:trPr>
-        <w:tc>
-          <w:tcPr>
-            <w:tcW w:w="5293" w:type="dxa"/>
-            <w:tcBorders>
-              <w:top w:val="nil"/>
-              <w:left w:val="nil"/>
-              <w:bottom w:val="nil"/>
-              <w:right w:val="nil"/>
-            </w:tcBorders>
-            <w:shd w:val="clear" w:color="auto" w:fill="FFFFFF"/>
-          </w:tcPr>
-          <w:p>
-            <w:pPr>
-              <w:spacing w:after="0" w:line="259" w:lineRule="auto"/>
-              <w:ind w:left="140" w:firstLine="0"/>
-            </w:pPr>
-            <w:r>
-              <w:rPr>
-                <w:sz w:val="17"/>
-              </w:rPr>
-              <w:t>Access control</w:t>
-            </w:r>
-          </w:p>
-        </w:tc>
-        <w:tc>
-          <w:tcPr>
-            <w:tcW w:w="5013" w:type="dxa"/>
-            <w:tcBorders>
-              <w:top w:val="nil"/>
-              <w:left w:val="nil"/>
-              <w:bottom w:val="nil"/>
-              <w:right w:val="nil"/>
-            </w:tcBorders>
-            <w:shd w:val="clear" w:color="auto" w:fill="FFFFFF"/>
-            <w:vAlign w:val="center"/>
-          </w:tcPr>
-          <w:p>
-            <w:pPr>
-              <w:spacing w:after="0" w:line="259" w:lineRule="auto"/>
-              <w:ind w:left="0" w:firstLine="0"/>
-            </w:pPr>
-            <w:r>
-              <w:rPr>
-                <w:sz w:val="17"/>
-              </w:rPr>
-              <w:t>One signed-in owner cannot read or modify another owner's pets or related entries</w:t>
-            </w:r>
-          </w:p>
-        </w:tc>
-      </w:tr>
-      <w:tr>
-        <w:trPr>
-          <w:trHeight w:val="640"/>
-        </w:trPr>
-        <w:tc>
-          <w:tcPr>
-            <w:tcW w:w="5293" w:type="dxa"/>
-            <w:tcBorders>
-              <w:top w:val="nil"/>
-              <w:left w:val="nil"/>
-              <w:bottom w:val="nil"/>
-              <w:right w:val="nil"/>
-            </w:tcBorders>
-            <w:shd w:val="clear" w:color="auto" w:fill="F5F8F6"/>
-          </w:tcPr>
-          <w:p>
-            <w:pPr>
-              <w:spacing w:after="0" w:line="259" w:lineRule="auto"/>
-              <w:ind w:left="140" w:firstLine="0"/>
-            </w:pPr>
-            <w:r>
-              <w:rPr>
-                <w:sz w:val="17"/>
-              </w:rPr>
-              <w:t>Validation</w:t>
-            </w:r>
-          </w:p>
-        </w:tc>
-        <w:tc>
-          <w:tcPr>
-            <w:tcW w:w="5013" w:type="dxa"/>
-            <w:tcBorders>
-              <w:top w:val="nil"/>
-              <w:left w:val="nil"/>
-              <w:bottom w:val="nil"/>
-              <w:right w:val="nil"/>
-            </w:tcBorders>
-            <w:shd w:val="clear" w:color="auto" w:fill="F5F8F6"/>
-            <w:vAlign w:val="center"/>
-          </w:tcPr>
-          <w:p>
-            <w:pPr>
-              <w:spacing w:after="0" w:line="259" w:lineRule="auto"/>
-              <w:ind w:left="0" w:firstLine="0"/>
-              <w:jc w:val="both"/>
-            </w:pPr>
-            <w:r>
-              <w:rPr>
-                <w:sz w:val="17"/>
-              </w:rPr>
-              <w:t>Invalid and missing fields receive useful messages; failed requests do not appear successful</w:t>
-            </w:r>
-          </w:p>
-        </w:tc>
-      </w:tr>
-      <w:tr>
-        <w:trPr>
-          <w:trHeight w:val="640"/>
-        </w:trPr>
-        <w:tc>
-          <w:tcPr>
-            <w:tcW w:w="5293" w:type="dxa"/>
-            <w:tcBorders>
-              <w:top w:val="nil"/>
-              <w:left w:val="nil"/>
-              <w:bottom w:val="nil"/>
-              <w:right w:val="nil"/>
-            </w:tcBorders>
-            <w:shd w:val="clear" w:color="auto" w:fill="FFFFFF"/>
-          </w:tcPr>
-          <w:p>
-            <w:pPr>
-              <w:spacing w:after="0" w:line="259" w:lineRule="auto"/>
-              <w:ind w:left="140" w:firstLine="0"/>
-            </w:pPr>
-            <w:r>
-              <w:rPr>
-                <w:sz w:val="17"/>
-              </w:rPr>
-              <w:t>Usability</w:t>
-            </w:r>
-          </w:p>
-        </w:tc>
-        <w:tc>
-          <w:tcPr>
-            <w:tcW w:w="5013" w:type="dxa"/>
-            <w:tcBorders>
-              <w:top w:val="nil"/>
-              <w:left w:val="nil"/>
-              <w:bottom w:val="nil"/>
-              <w:right w:val="nil"/>
-            </w:tcBorders>
-            <w:shd w:val="clear" w:color="auto" w:fill="FFFFFF"/>
-            <w:vAlign w:val="center"/>
-          </w:tcPr>
-          <w:p>
-            <w:pPr>
-              <w:spacing w:after="0" w:line="259" w:lineRule="auto"/>
-              <w:ind w:left="0" w:firstLine="0"/>
-            </w:pPr>
-            <w:r>
-              <w:rPr>
-                <w:sz w:val="17"/>
-              </w:rPr>
-              <w:t>Core flows work on mobile and desktop with readable labels, clear navigation, and usable empty/error states</w:t>
-            </w:r>
-          </w:p>
-        </w:tc>
-      </w:tr>
-      <w:tr>
-        <w:trPr>
-          <w:trHeight w:val="640"/>
-        </w:trPr>
-        <w:tc>
-          <w:tcPr>
-            <w:tcW w:w="5293" w:type="dxa"/>
-            <w:tcBorders>
-              <w:top w:val="nil"/>
-              <w:left w:val="nil"/>
-              <w:bottom w:val="nil"/>
-              <w:right w:val="nil"/>
-            </w:tcBorders>
-            <w:shd w:val="clear" w:color="auto" w:fill="F5F8F6"/>
-          </w:tcPr>
-          <w:p>
-            <w:pPr>
-              <w:spacing w:after="0" w:line="259" w:lineRule="auto"/>
-              <w:ind w:left="140" w:firstLine="0"/>
-            </w:pPr>
-            <w:r>
-              <w:rPr>
-                <w:sz w:val="17"/>
-              </w:rPr>
-              <w:t>Scheduling</w:t>
-            </w:r>
-          </w:p>
-        </w:tc>
-        <w:tc>
-          <w:tcPr>
-            <w:tcW w:w="5013" w:type="dxa"/>
-            <w:tcBorders>
-              <w:top w:val="nil"/>
-              <w:left w:val="nil"/>
-              <w:bottom w:val="nil"/>
-              <w:right w:val="nil"/>
-            </w:tcBorders>
-            <w:shd w:val="clear" w:color="auto" w:fill="F5F8F6"/>
-            <w:vAlign w:val="center"/>
-          </w:tcPr>
-          <w:p>
-            <w:pPr>
-              <w:spacing w:after="0" w:line="259" w:lineRule="auto"/>
-              <w:ind w:left="0" w:firstLine="0"/>
-            </w:pPr>
-            <w:r>
-              <w:rPr>
-                <w:sz w:val="17"/>
-              </w:rPr>
-              <w:t>Rescheduled entries and upcoming/overdue indicators reflect saved dates and the selected time zone</w:t>
-            </w:r>
-          </w:p>
-        </w:tc>
-      </w:tr>
-      <w:tr>
-        <w:trPr>
-          <w:trHeight w:val="640"/>
-        </w:trPr>
-        <w:tc>
-          <w:tcPr>
-            <w:tcW w:w="5293" w:type="dxa"/>
-            <w:tcBorders>
-              <w:top w:val="nil"/>
-              <w:left w:val="nil"/>
-              <w:bottom w:val="nil"/>
-              <w:right w:val="nil"/>
-            </w:tcBorders>
-            <w:shd w:val="clear" w:color="auto" w:fill="FFFFFF"/>
-          </w:tcPr>
-          <w:p>
-            <w:pPr>
-              <w:spacing w:after="0" w:line="259" w:lineRule="auto"/>
-              <w:ind w:left="140" w:firstLine="0"/>
-            </w:pPr>
-            <w:r>
-              <w:rPr>
-                <w:sz w:val="17"/>
-              </w:rPr>
-              <w:t>Deployment</w:t>
-            </w:r>
-          </w:p>
-        </w:tc>
-        <w:tc>
-          <w:tcPr>
-            <w:tcW w:w="5013" w:type="dxa"/>
-            <w:tcBorders>
-              <w:top w:val="nil"/>
-              <w:left w:val="nil"/>
-              <w:bottom w:val="nil"/>
-              <w:right w:val="nil"/>
-            </w:tcBorders>
-            <w:shd w:val="clear" w:color="auto" w:fill="FFFFFF"/>
-            <w:vAlign w:val="center"/>
-          </w:tcPr>
-          <w:p>
-            <w:pPr>
-              <w:spacing w:after="0" w:line="259" w:lineRule="auto"/>
-              <w:ind w:left="0" w:firstLine="0"/>
-            </w:pPr>
-            <w:r>
-              <w:rPr>
-                <w:sz w:val="17"/>
-              </w:rPr>
-              <w:t>Public VM URL loads successfully and performs persistent CRUD; production process can restart</w:t>
-            </w:r>
-          </w:p>
-        </w:tc>
-      </w:tr>
-    </w:tbl>
-    <w:p>
-      <w:pPr>
-        <w:pStyle w:val="Heading1"/>
-        <w:ind w:left="385" w:hanging="400"/>
-      </w:pPr>
-      <w:r>
-        <w:t>Risks and mitigations</w:t>
-      </w:r>
-    </w:p>
-    <w:p>
-      <w:pPr>
-        <w:numPr>
-          <w:ilvl w:val="0"/>
-          <w:numId w:val="4"/>
-        </w:numPr>
-        <w:ind w:hanging="110"/>
-      </w:pPr>
-      <w:r>
-        <w:rPr>
-          <w:b/>
-        </w:rPr>
-        <w:t>Too many prototype features:</w:t>
-      </w:r>
-      <w:r>
-        <w:t xml:space="preserve"> freeze the three-entity CRUD scope first; add future features only after the core passes verification.</w:t>
-      </w:r>
-    </w:p>
-    <w:p>
-      <w:pPr>
-        <w:numPr>
-          <w:ilvl w:val="0"/>
-          <w:numId w:val="4"/>
-        </w:numPr>
-        <w:ind w:hanging="110"/>
-      </w:pPr>
-      <w:r>
-        <w:rPr>
-          <w:b/>
-        </w:rPr>
-        <w:t>Prototype/implementation mismatch:</w:t>
-      </w:r>
-      <w:r>
-        <w:t xml:space="preserve"> document owner-managed appointments and deferred chat explicitly in the submitted proposal.</w:t>
-      </w:r>
-    </w:p>
-    <w:p>
-      <w:pPr>
-        <w:numPr>
-          <w:ilvl w:val="0"/>
-          <w:numId w:val="4"/>
-        </w:numPr>
-        <w:ind w:hanging="110"/>
-      </w:pPr>
-      <w:r>
-        <w:rPr>
-          <w:b/>
-        </w:rPr>
-        <w:t>Data loss or broken links:</w:t>
-      </w:r>
-      <w:r>
-        <w:t xml:space="preserve"> confirm deletes, enforce pet relationships, and keep a tested database backup procedure.</w:t>
-      </w:r>
-    </w:p>
-    <w:p>
-      <w:pPr>
-        <w:numPr>
-          <w:ilvl w:val="0"/>
-          <w:numId w:val="4"/>
-        </w:numPr>
-        <w:ind w:hanging="110"/>
-      </w:pPr>
-      <w:r>
-        <w:rPr>
-          <w:b/>
-        </w:rPr>
-        <w:t>Late deployment issues:</w:t>
-      </w:r>
-      <w:r>
-        <w:t xml:space="preserve"> test the VM and database connection early, then verify the final public URL before submission.</w:t>
-      </w:r>
-    </w:p>
-    <w:p>
-      <w:pPr>
-        <w:numPr>
-          <w:ilvl w:val="0"/>
-          <w:numId w:val="4"/>
-        </w:numPr>
-        <w:ind w:hanging="110"/>
-      </w:pPr>
-      <w:r>
-        <w:rPr>
-          <w:b/>
-        </w:rPr>
-        <w:t>Originality and reuse:</w:t>
-      </w:r>
-      <w:r>
-        <w:t xml:space="preserve"> implement original course code. Credit the earlier design/research and confirm its reuse fits the course conditions; do not fork or modify an unrelated existing application as the submission.</w:t>
-      </w:r>
-    </w:p>
-    <w:p>
-      <w:pPr>
-        <w:pStyle w:val="Heading1"/>
-        <w:ind w:left="385" w:hanging="400"/>
-      </w:pPr>
-      <w:r>
-        <w:t>Expected outcome</w:t>
-      </w:r>
-    </w:p>
-    <w:p>
-      <w:pPr>
-        <w:spacing w:after="260"/>
+        <w:t>PetCare demonstrates a complete, original pet-care management workflow: a visitor can browse public pages, an owner can create multiple pets, maintain pet-specific health history, browse doctors, manage appointment entries, and review upcoming care in one responsive application. The deployed result provides a practical foundation for future work on verified clinic integrations, caretaker sharing, notifications, and veterinary communication.</w:t>
+      </w:r>
+    </w:p>
+    <w:p>
+      <w:pPr>
         <w:ind w:left="-5"/>
       </w:pPr>
-      <w:r>
-        <w:t>PetCare will demonstrate a complete, original pet-care management workflow: an owner creates a pet, maintains its health history, manages appointment entries, and reviews upcoming care in one responsive application. The result will provide a practical foundation for a future senior project, where verified clinic integrations, caretaker sharing, notifications, and veterinary communication can be explored separately.</w:t>
-      </w:r>
-    </w:p>
-    <w:p>
-      <w:pPr>
-        <w:ind w:left="-5"/>
-      </w:pPr>
     </w:p>
     <w:sectPr>
-      <w:headerReference w:type="even" r:id="rId7"/>
-      <w:headerReference w:type="default" r:id="rId8"/>
-      <w:footerReference w:type="even" r:id="rId9"/>
-      <w:footerReference w:type="default" r:id="rId10"/>
-      <w:headerReference w:type="first" r:id="rId11"/>
-      <w:footerReference w:type="first" r:id="rId12"/>
+      <w:headerReference w:type="even" r:id="rId8"/>
+      <w:headerReference w:type="default" r:id="rId9"/>
+      <w:footerReference w:type="even" r:id="rId10"/>
+      <w:footerReference w:type="default" r:id="rId11"/>
+      <w:headerReference w:type="first" r:id="rId12"/>
+      <w:footerReference w:type="first" r:id="rId13"/>
       <w:pgSz w:w="11906" w:h="16838"/>
       <w:pgMar w:top="1048" w:right="920" w:bottom="955" w:left="920" w:header="345" w:footer="427" w:gutter="0"/>
       <w:cols w:space="720"/>
@@ -3971,7 +3276,7 @@
         <w:color w:val="236641"/>
         <w:sz w:val="16"/>
       </w:rPr>
-      <w:t xml:space="preserve">  Course proposal draft</w:t>
+      <w:t xml:space="preserve">  Course proposal</w:t>
     </w:r>
     <w:r>
       <w:rPr>
@@ -4115,7 +3420,7 @@
       <mc:AlternateContent>
         <mc:Choice Requires="wpg">
           <w:drawing>
-            <wp:anchor distT="0" distB="0" distL="114300" distR="114300" simplePos="0" relativeHeight="251658240" behindDoc="0" locked="0" layoutInCell="1" allowOverlap="1" wp14:anchorId="58C88411" wp14:editId="1F7F70B8">
+            <wp:anchor distT="0" distB="0" distL="114300" distR="114300" simplePos="0" relativeHeight="251658240" behindDoc="0" locked="0" layoutInCell="1" allowOverlap="1" wp14:anchorId="644625D5" wp14:editId="72263996">
               <wp:simplePos x="0" y="0"/>
               <wp:positionH relativeFrom="page">
                 <wp:posOffset>508000</wp:posOffset>
@@ -4126,7 +3431,7 @@
               <wp:extent cx="6544057" cy="12700"/>
               <wp:effectExtent l="0" t="0" r="0" b="0"/>
               <wp:wrapSquare wrapText="bothSides"/>
-              <wp:docPr id="10305" name="Group 10305"/>
+              <wp:docPr id="10322" name="Group 10322"/>
               <wp:cNvGraphicFramePr/>
               <a:graphic xmlns:a="http://schemas.openxmlformats.org/drawingml/2006/main">
                 <a:graphicData uri="http://schemas.microsoft.com/office/word/2010/wordprocessingGroup">
@@ -4141,7 +3446,7 @@
                       </a:xfrm>
                     </wpg:grpSpPr>
                     <wps:wsp>
-                      <wps:cNvPr id="10306" name="Shape 10306"/>
+                      <wps:cNvPr id="10323" name="Shape 10323"/>
                       <wps:cNvSpPr/>
                       <wps:spPr>
                         <a:xfrm>
@@ -4193,8 +3498,8 @@
         </mc:Choice>
         <mc:Fallback xmlns:a="http://schemas.openxmlformats.org/drawingml/2006/main">
           <w:pict>
-            <v:group id="Group 10305" style="width:515.28pt;height:1pt;position:absolute;mso-position-horizontal-relative:page;mso-position-horizontal:absolute;margin-left:40pt;mso-position-vertical-relative:page;margin-top:30pt;" coordsize="65440,127">
-              <v:shape id="Shape 10306" style="position:absolute;width:65440;height:0;left:0;top:0;" coordsize="6544057,0" path="m0,0l6544057,0">
+            <v:group id="Group 10322" style="width:515.28pt;height:1pt;position:absolute;mso-position-horizontal-relative:page;mso-position-horizontal:absolute;margin-left:40pt;mso-position-vertical-relative:page;margin-top:30pt;" coordsize="65440,127">
+              <v:shape id="Shape 10323" style="position:absolute;width:65440;height:0;left:0;top:0;" coordsize="6544057,0" path="m0,0l6544057,0">
                 <v:stroke weight="1pt" endcap="flat" joinstyle="miter" miterlimit="10" on="true" color="#cee2d5"/>
                 <v:fill on="false" color="#000000" opacity="0"/>
               </v:shape>
@@ -4240,7 +3545,7 @@
       <mc:AlternateContent>
         <mc:Choice Requires="wpg">
           <w:drawing>
-            <wp:anchor distT="0" distB="0" distL="114300" distR="114300" simplePos="0" relativeHeight="251659264" behindDoc="0" locked="0" layoutInCell="1" allowOverlap="1" wp14:anchorId="771415F0" wp14:editId="589A82E2">
+            <wp:anchor distT="0" distB="0" distL="114300" distR="114300" simplePos="0" relativeHeight="251659264" behindDoc="0" locked="0" layoutInCell="1" allowOverlap="1" wp14:anchorId="3F7C2E32" wp14:editId="1A051400">
               <wp:simplePos x="0" y="0"/>
               <wp:positionH relativeFrom="page">
                 <wp:posOffset>508000</wp:posOffset>
@@ -4251,7 +3556,7 @@
               <wp:extent cx="6544057" cy="12700"/>
               <wp:effectExtent l="0" t="0" r="0" b="0"/>
               <wp:wrapSquare wrapText="bothSides"/>
-              <wp:docPr id="10289" name="Group 10289"/>
+              <wp:docPr id="10306" name="Group 10306"/>
               <wp:cNvGraphicFramePr/>
               <a:graphic xmlns:a="http://schemas.openxmlformats.org/drawingml/2006/main">
                 <a:graphicData uri="http://schemas.microsoft.com/office/word/2010/wordprocessingGroup">
@@ -4266,7 +3571,7 @@
                       </a:xfrm>
                     </wpg:grpSpPr>
                     <wps:wsp>
-                      <wps:cNvPr id="10290" name="Shape 10290"/>
+                      <wps:cNvPr id="10307" name="Shape 10307"/>
                       <wps:cNvSpPr/>
                       <wps:spPr>
                         <a:xfrm>
@@ -4318,8 +3623,8 @@
         </mc:Choice>
         <mc:Fallback xmlns:a="http://schemas.openxmlformats.org/drawingml/2006/main">
           <w:pict>
-            <v:group id="Group 10289" style="width:515.28pt;height:1pt;position:absolute;mso-position-horizontal-relative:page;mso-position-horizontal:absolute;margin-left:40pt;mso-position-vertical-relative:page;margin-top:30pt;" coordsize="65440,127">
-              <v:shape id="Shape 10290" style="position:absolute;width:65440;height:0;left:0;top:0;" coordsize="6544057,0" path="m0,0l6544057,0">
+            <v:group id="Group 10306" style="width:515.28pt;height:1pt;position:absolute;mso-position-horizontal-relative:page;mso-position-horizontal:absolute;margin-left:40pt;mso-position-vertical-relative:page;margin-top:30pt;" coordsize="65440,127">
+              <v:shape id="Shape 10307" style="position:absolute;width:65440;height:0;left:0;top:0;" coordsize="6544057,0" path="m0,0l6544057,0">
                 <v:stroke weight="1pt" endcap="flat" joinstyle="miter" miterlimit="10" on="true" color="#cee2d5"/>
                 <v:fill on="false" color="#000000" opacity="0"/>
               </v:shape>
@@ -4365,7 +3670,7 @@
       <mc:AlternateContent>
         <mc:Choice Requires="wpg">
           <w:drawing>
-            <wp:anchor distT="0" distB="0" distL="114300" distR="114300" simplePos="0" relativeHeight="251660288" behindDoc="0" locked="0" layoutInCell="1" allowOverlap="1" wp14:anchorId="3A9C0B1E" wp14:editId="0F6350C6">
+            <wp:anchor distT="0" distB="0" distL="114300" distR="114300" simplePos="0" relativeHeight="251660288" behindDoc="0" locked="0" layoutInCell="1" allowOverlap="1" wp14:anchorId="4FDD03B0" wp14:editId="6CE35FE9">
               <wp:simplePos x="0" y="0"/>
               <wp:positionH relativeFrom="page">
                 <wp:posOffset>508000</wp:posOffset>
@@ -4376,7 +3681,7 @@
               <wp:extent cx="6544057" cy="12700"/>
               <wp:effectExtent l="0" t="0" r="0" b="0"/>
               <wp:wrapSquare wrapText="bothSides"/>
-              <wp:docPr id="10273" name="Group 10273"/>
+              <wp:docPr id="10290" name="Group 10290"/>
               <wp:cNvGraphicFramePr/>
               <a:graphic xmlns:a="http://schemas.openxmlformats.org/drawingml/2006/main">
                 <a:graphicData uri="http://schemas.microsoft.com/office/word/2010/wordprocessingGroup">
@@ -4391,7 +3696,7 @@
                       </a:xfrm>
                     </wpg:grpSpPr>
                     <wps:wsp>
-                      <wps:cNvPr id="10274" name="Shape 10274"/>
+                      <wps:cNvPr id="10291" name="Shape 10291"/>
                       <wps:cNvSpPr/>
                       <wps:spPr>
                         <a:xfrm>
@@ -4443,8 +3748,8 @@
         </mc:Choice>
         <mc:Fallback xmlns:a="http://schemas.openxmlformats.org/drawingml/2006/main">
           <w:pict>
-            <v:group id="Group 10273" style="width:515.28pt;height:1pt;position:absolute;mso-position-horizontal-relative:page;mso-position-horizontal:absolute;margin-left:40pt;mso-position-vertical-relative:page;margin-top:30pt;" coordsize="65440,127">
-              <v:shape id="Shape 10274" style="position:absolute;width:65440;height:0;left:0;top:0;" coordsize="6544057,0" path="m0,0l6544057,0">
+            <v:group id="Group 10290" style="width:515.28pt;height:1pt;position:absolute;mso-position-horizontal-relative:page;mso-position-horizontal:absolute;margin-left:40pt;mso-position-vertical-relative:page;margin-top:30pt;" coordsize="65440,127">
+              <v:shape id="Shape 10291" style="position:absolute;width:65440;height:0;left:0;top:0;" coordsize="6544057,0" path="m0,0l6544057,0">
                 <v:stroke weight="1pt" endcap="flat" joinstyle="miter" miterlimit="10" on="true" color="#cee2d5"/>
                 <v:fill on="false" color="#000000" opacity="0"/>
               </v:shape>
@@ -4477,16 +3782,16 @@
 <file path=word/numbering.xml><?xml version="1.0" encoding="utf-8"?>
 <w:numbering xmlns:wpc="http://schemas.microsoft.com/office/word/2010/wordprocessingCanvas" xmlns:cx="http://schemas.microsoft.com/office/drawing/2014/chartex" xmlns:cx1="http://schemas.microsoft.com/office/drawing/2015/9/8/chartex" xmlns:cx2="http://schemas.microsoft.com/office/drawing/2015/10/21/chartex" xmlns:cx3="http://schemas.microsoft.com/office/drawing/2016/5/9/chartex" xmlns:cx4="http://schemas.microsoft.com/office/drawing/2016/5/10/chartex" xmlns:cx5="http://schemas.microsoft.com/office/drawing/2016/5/11/chartex" xmlns:cx6="http://schemas.microsoft.com/office/drawing/2016/5/12/chartex" xmlns:cx7="http://schemas.microsoft.com/office/drawing/2016/5/13/chartex" xmlns:cx8="http://schemas.microsoft.com/office/drawing/2016/5/14/chartex" xmlns:mc="http://schemas.openxmlformats.org/markup-compatibility/2006" xmlns:aink="http://schemas.microsoft.com/office/drawing/2016/ink" xmlns:am3d="http://schemas.microsoft.com/office/drawing/2017/model3d" xmlns:o="urn:schemas-microsoft-com:office:office" xmlns:oel="http://schemas.microsoft.com/office/2019/extlst" xmlns:r="http://schemas.openxmlformats.org/officeDocument/2006/relationships" xmlns:m="http://schemas.openxmlformats.org/officeDocument/2006/math" xmlns:v="urn:schemas-microsoft-com:vml" xmlns:wp14="http://schemas.microsoft.com/office/word/2010/wordprocessingDrawing" xmlns:wp="http://schemas.openxmlformats.org/drawingml/2006/wordprocessingDrawing" xmlns:w10="urn:schemas-microsoft-com:office:word" xmlns:w="http://schemas.openxmlformats.org/wordprocessingml/2006/main" xmlns:w14="http://schemas.microsoft.com/office/word/2010/wordml" xmlns:w15="http://schemas.microsoft.com/office/word/2012/wordml" xmlns:w16cex="http://schemas.microsoft.com/office/word/2018/wordml/cex" xmlns:w16cid="http://schemas.microsoft.com/office/word/2016/wordml/cid" xmlns:w16="http://schemas.microsoft.com/office/word/2018/wordml" xmlns:w16du="http://schemas.microsoft.com/office/word/2023/wordml/word16du" xmlns:w16sdtdh="http://schemas.microsoft.com/office/word/2020/wordml/sdtdatahash" xmlns:w16sdtfl="http://schemas.microsoft.com/office/word/2024/wordml/sdtformatlock" xmlns:w16se="http://schemas.microsoft.com/office/word/2015/wordml/symex" xmlns:wpg="http://schemas.microsoft.com/office/word/2010/wordprocessingGroup" xmlns:wpi="http://schemas.microsoft.com/office/word/2010/wordprocessingInk" xmlns:wne="http://schemas.microsoft.com/office/word/2006/wordml" xmlns:wps="http://schemas.microsoft.com/office/word/2010/wordprocessingShape" mc:Ignorable="w14 w15 w16se w16cid w16 w16cex w16sdtdh w16sdtfl w16du wp14">
   <w:abstractNum w:abstractNumId="0" w15:restartNumberingAfterBreak="0">
-    <w:nsid w:val="10E26B7B"/>
+    <w:nsid w:val="166267BA"/>
     <w:multiLevelType w:val="hybridMultilevel"/>
-    <w:tmpl w:val="E7BEF2A2"/>
-    <w:lvl w:ilvl="0" w:tplc="DC043C58">
+    <w:tmpl w:val="539E3108"/>
+    <w:lvl w:ilvl="0" w:tplc="67A0DF54">
       <w:start w:val="1"/>
-      <w:numFmt w:val="bullet"/>
-      <w:lvlText w:val="-"/>
+      <w:numFmt w:val="decimal"/>
+      <w:lvlText w:val="%1."/>
       <w:lvlJc w:val="left"/>
       <w:pPr>
-        <w:ind w:left="110"/>
+        <w:ind w:left="200"/>
       </w:pPr>
       <w:rPr>
         <w:rFonts w:ascii="Arial" w:eastAsia="Arial" w:hAnsi="Arial" w:cs="Arial"/>
@@ -4503,13 +3808,13 @@
         <w:vertAlign w:val="baseline"/>
       </w:rPr>
     </w:lvl>
-    <w:lvl w:ilvl="1" w:tplc="50ECC178">
+    <w:lvl w:ilvl="1" w:tplc="1566368C">
       <w:start w:val="1"/>
-      <w:numFmt w:val="bullet"/>
-      <w:lvlText w:val="o"/>
+      <w:numFmt w:val="lowerLetter"/>
+      <w:lvlText w:val="%2"/>
       <w:lvlJc w:val="left"/>
       <w:pPr>
-        <w:ind w:left="1140"/>
+        <w:ind w:left="1080"/>
       </w:pPr>
       <w:rPr>
         <w:rFonts w:ascii="Arial" w:eastAsia="Arial" w:hAnsi="Arial" w:cs="Arial"/>
@@ -4526,13 +3831,13 @@
         <w:vertAlign w:val="baseline"/>
       </w:rPr>
     </w:lvl>
-    <w:lvl w:ilvl="2" w:tplc="9AB21448">
+    <w:lvl w:ilvl="2" w:tplc="138A0DCA">
       <w:start w:val="1"/>
-      <w:numFmt w:val="bullet"/>
-      <w:lvlText w:val="▪"/>
+      <w:numFmt w:val="lowerRoman"/>
+      <w:lvlText w:val="%3"/>
       <w:lvlJc w:val="left"/>
       <w:pPr>
-        <w:ind w:left="1860"/>
+        <w:ind w:left="1800"/>
       </w:pPr>
       <w:rPr>
         <w:rFonts w:ascii="Arial" w:eastAsia="Arial" w:hAnsi="Arial" w:cs="Arial"/>
@@ -4549,13 +3854,13 @@
         <w:vertAlign w:val="baseline"/>
       </w:rPr>
     </w:lvl>
-    <w:lvl w:ilvl="3" w:tplc="66E6FE22">
+    <w:lvl w:ilvl="3" w:tplc="574A4DB0">
       <w:start w:val="1"/>
-      <w:numFmt w:val="bullet"/>
-      <w:lvlText w:val="•"/>
+      <w:numFmt w:val="decimal"/>
+      <w:lvlText w:val="%4"/>
       <w:lvlJc w:val="left"/>
       <w:pPr>
-        <w:ind w:left="2580"/>
+        <w:ind w:left="2520"/>
       </w:pPr>
       <w:rPr>
         <w:rFonts w:ascii="Arial" w:eastAsia="Arial" w:hAnsi="Arial" w:cs="Arial"/>
@@ -4572,13 +3877,13 @@
         <w:vertAlign w:val="baseline"/>
       </w:rPr>
     </w:lvl>
-    <w:lvl w:ilvl="4" w:tplc="0BAE7366">
+    <w:lvl w:ilvl="4" w:tplc="D36091F2">
       <w:start w:val="1"/>
-      <w:numFmt w:val="bullet"/>
-      <w:lvlText w:val="o"/>
+      <w:numFmt w:val="lowerLetter"/>
+      <w:lvlText w:val="%5"/>
       <w:lvlJc w:val="left"/>
       <w:pPr>
-        <w:ind w:left="3300"/>
+        <w:ind w:left="3240"/>
       </w:pPr>
       <w:rPr>
         <w:rFonts w:ascii="Arial" w:eastAsia="Arial" w:hAnsi="Arial" w:cs="Arial"/>
@@ -4595,13 +3900,13 @@
         <w:vertAlign w:val="baseline"/>
       </w:rPr>
     </w:lvl>
-    <w:lvl w:ilvl="5" w:tplc="6AEE9610">
+    <w:lvl w:ilvl="5" w:tplc="7C625566">
       <w:start w:val="1"/>
-      <w:numFmt w:val="bullet"/>
-      <w:lvlText w:val="▪"/>
+      <w:numFmt w:val="lowerRoman"/>
+      <w:lvlText w:val="%6"/>
       <w:lvlJc w:val="left"/>
       <w:pPr>
-        <w:ind w:left="4020"/>
+        <w:ind w:left="3960"/>
       </w:pPr>
       <w:rPr>
         <w:rFonts w:ascii="Arial" w:eastAsia="Arial" w:hAnsi="Arial" w:cs="Arial"/>
@@ -4618,13 +3923,13 @@
         <w:vertAlign w:val="baseline"/>
       </w:rPr>
     </w:lvl>
-    <w:lvl w:ilvl="6" w:tplc="924E21CC">
+    <w:lvl w:ilvl="6" w:tplc="9D16F00A">
       <w:start w:val="1"/>
-      <w:numFmt w:val="bullet"/>
-      <w:lvlText w:val="•"/>
+      <w:numFmt w:val="decimal"/>
+      <w:lvlText w:val="%7"/>
       <w:lvlJc w:val="left"/>
       <w:pPr>
-        <w:ind w:left="4740"/>
+        <w:ind w:left="4680"/>
       </w:pPr>
       <w:rPr>
         <w:rFonts w:ascii="Arial" w:eastAsia="Arial" w:hAnsi="Arial" w:cs="Arial"/>
@@ -4641,13 +3946,13 @@
         <w:vertAlign w:val="baseline"/>
       </w:rPr>
     </w:lvl>
-    <w:lvl w:ilvl="7" w:tplc="14F8B5DA">
+    <w:lvl w:ilvl="7" w:tplc="5366E452">
       <w:start w:val="1"/>
-      <w:numFmt w:val="bullet"/>
-      <w:lvlText w:val="o"/>
+      <w:numFmt w:val="lowerLetter"/>
+      <w:lvlText w:val="%8"/>
       <w:lvlJc w:val="left"/>
       <w:pPr>
-        <w:ind w:left="5460"/>
+        <w:ind w:left="5400"/>
       </w:pPr>
       <w:rPr>
         <w:rFonts w:ascii="Arial" w:eastAsia="Arial" w:hAnsi="Arial" w:cs="Arial"/>
@@ -4664,13 +3969,13 @@
         <w:vertAlign w:val="baseline"/>
       </w:rPr>
     </w:lvl>
-    <w:lvl w:ilvl="8" w:tplc="0E0AED76">
+    <w:lvl w:ilvl="8" w:tplc="B7167AA4">
       <w:start w:val="1"/>
-      <w:numFmt w:val="bullet"/>
-      <w:lvlText w:val="▪"/>
+      <w:numFmt w:val="lowerRoman"/>
+      <w:lvlText w:val="%9"/>
       <w:lvlJc w:val="left"/>
       <w:pPr>
-        <w:ind w:left="6180"/>
+        <w:ind w:left="6120"/>
       </w:pPr>
       <w:rPr>
         <w:rFonts w:ascii="Arial" w:eastAsia="Arial" w:hAnsi="Arial" w:cs="Arial"/>
@@ -4689,10 +3994,10 @@
     </w:lvl>
   </w:abstractNum>
   <w:abstractNum w:abstractNumId="1" w15:restartNumberingAfterBreak="0">
-    <w:nsid w:val="329E197E"/>
+    <w:nsid w:val="220131A2"/>
     <w:multiLevelType w:val="hybridMultilevel"/>
-    <w:tmpl w:val="587844A8"/>
-    <w:lvl w:ilvl="0" w:tplc="37E47FAE">
+    <w:tmpl w:val="858AA8E2"/>
+    <w:lvl w:ilvl="0" w:tplc="8D489246">
       <w:start w:val="1"/>
       <w:numFmt w:val="bullet"/>
       <w:lvlText w:val="-"/>
@@ -4715,7 +4020,7 @@
         <w:vertAlign w:val="baseline"/>
       </w:rPr>
     </w:lvl>
-    <w:lvl w:ilvl="1" w:tplc="D2BE3E7A">
+    <w:lvl w:ilvl="1" w:tplc="17FEBB3E">
       <w:start w:val="1"/>
       <w:numFmt w:val="bullet"/>
       <w:lvlText w:val="o"/>
@@ -4738,7 +4043,7 @@
         <w:vertAlign w:val="baseline"/>
       </w:rPr>
     </w:lvl>
-    <w:lvl w:ilvl="2" w:tplc="49B4F910">
+    <w:lvl w:ilvl="2" w:tplc="C47A2066">
       <w:start w:val="1"/>
       <w:numFmt w:val="bullet"/>
       <w:lvlText w:val="▪"/>
@@ -4761,7 +4066,7 @@
         <w:vertAlign w:val="baseline"/>
       </w:rPr>
     </w:lvl>
-    <w:lvl w:ilvl="3" w:tplc="62E8DDD4">
+    <w:lvl w:ilvl="3" w:tplc="30B4CFF8">
       <w:start w:val="1"/>
       <w:numFmt w:val="bullet"/>
       <w:lvlText w:val="•"/>
@@ -4784,7 +4089,7 @@
         <w:vertAlign w:val="baseline"/>
       </w:rPr>
     </w:lvl>
-    <w:lvl w:ilvl="4" w:tplc="B8529E38">
+    <w:lvl w:ilvl="4" w:tplc="1E30821A">
       <w:start w:val="1"/>
       <w:numFmt w:val="bullet"/>
       <w:lvlText w:val="o"/>
@@ -4807,7 +4112,7 @@
         <w:vertAlign w:val="baseline"/>
       </w:rPr>
     </w:lvl>
-    <w:lvl w:ilvl="5" w:tplc="5C9C4642">
+    <w:lvl w:ilvl="5" w:tplc="987EB83A">
       <w:start w:val="1"/>
       <w:numFmt w:val="bullet"/>
       <w:lvlText w:val="▪"/>
@@ -4830,7 +4135,7 @@
         <w:vertAlign w:val="baseline"/>
       </w:rPr>
     </w:lvl>
-    <w:lvl w:ilvl="6" w:tplc="CD584B04">
+    <w:lvl w:ilvl="6" w:tplc="38E27FCC">
       <w:start w:val="1"/>
       <w:numFmt w:val="bullet"/>
       <w:lvlText w:val="•"/>
@@ -4853,7 +4158,7 @@
         <w:vertAlign w:val="baseline"/>
       </w:rPr>
     </w:lvl>
-    <w:lvl w:ilvl="7" w:tplc="3F46CB6E">
+    <w:lvl w:ilvl="7" w:tplc="392801A8">
       <w:start w:val="1"/>
       <w:numFmt w:val="bullet"/>
       <w:lvlText w:val="o"/>
@@ -4876,7 +4181,7 @@
         <w:vertAlign w:val="baseline"/>
       </w:rPr>
     </w:lvl>
-    <w:lvl w:ilvl="8" w:tplc="BD168642">
+    <w:lvl w:ilvl="8" w:tplc="F53A3392">
       <w:start w:val="1"/>
       <w:numFmt w:val="bullet"/>
       <w:lvlText w:val="▪"/>
@@ -4901,10 +4206,434 @@
     </w:lvl>
   </w:abstractNum>
   <w:abstractNum w:abstractNumId="2" w15:restartNumberingAfterBreak="0">
-    <w:nsid w:val="39901867"/>
+    <w:nsid w:val="26635483"/>
     <w:multiLevelType w:val="hybridMultilevel"/>
-    <w:tmpl w:val="CDE21464"/>
-    <w:lvl w:ilvl="0" w:tplc="C928A368">
+    <w:tmpl w:val="F182B614"/>
+    <w:lvl w:ilvl="0" w:tplc="8C9EF0E0">
+      <w:start w:val="1"/>
+      <w:numFmt w:val="bullet"/>
+      <w:lvlText w:val="-"/>
+      <w:lvlJc w:val="left"/>
+      <w:pPr>
+        <w:ind w:left="110"/>
+      </w:pPr>
+      <w:rPr>
+        <w:rFonts w:ascii="Arial" w:eastAsia="Arial" w:hAnsi="Arial" w:cs="Arial"/>
+        <w:b w:val="0"/>
+        <w:i w:val="0"/>
+        <w:strike w:val="0"/>
+        <w:dstrike w:val="0"/>
+        <w:color w:val="000000"/>
+        <w:sz w:val="18"/>
+        <w:szCs w:val="18"/>
+        <w:u w:val="none" w:color="000000"/>
+        <w:bdr w:val="none" w:sz="0" w:space="0" w:color="auto"/>
+        <w:shd w:val="clear" w:color="auto" w:fill="auto"/>
+        <w:vertAlign w:val="baseline"/>
+      </w:rPr>
+    </w:lvl>
+    <w:lvl w:ilvl="1" w:tplc="89E0E502">
+      <w:start w:val="1"/>
+      <w:numFmt w:val="bullet"/>
+      <w:lvlText w:val="o"/>
+      <w:lvlJc w:val="left"/>
+      <w:pPr>
+        <w:ind w:left="1140"/>
+      </w:pPr>
+      <w:rPr>
+        <w:rFonts w:ascii="Arial" w:eastAsia="Arial" w:hAnsi="Arial" w:cs="Arial"/>
+        <w:b w:val="0"/>
+        <w:i w:val="0"/>
+        <w:strike w:val="0"/>
+        <w:dstrike w:val="0"/>
+        <w:color w:val="000000"/>
+        <w:sz w:val="18"/>
+        <w:szCs w:val="18"/>
+        <w:u w:val="none" w:color="000000"/>
+        <w:bdr w:val="none" w:sz="0" w:space="0" w:color="auto"/>
+        <w:shd w:val="clear" w:color="auto" w:fill="auto"/>
+        <w:vertAlign w:val="baseline"/>
+      </w:rPr>
+    </w:lvl>
+    <w:lvl w:ilvl="2" w:tplc="22B4CDBE">
+      <w:start w:val="1"/>
+      <w:numFmt w:val="bullet"/>
+      <w:lvlText w:val="▪"/>
+      <w:lvlJc w:val="left"/>
+      <w:pPr>
+        <w:ind w:left="1860"/>
+      </w:pPr>
+      <w:rPr>
+        <w:rFonts w:ascii="Arial" w:eastAsia="Arial" w:hAnsi="Arial" w:cs="Arial"/>
+        <w:b w:val="0"/>
+        <w:i w:val="0"/>
+        <w:strike w:val="0"/>
+        <w:dstrike w:val="0"/>
+        <w:color w:val="000000"/>
+        <w:sz w:val="18"/>
+        <w:szCs w:val="18"/>
+        <w:u w:val="none" w:color="000000"/>
+        <w:bdr w:val="none" w:sz="0" w:space="0" w:color="auto"/>
+        <w:shd w:val="clear" w:color="auto" w:fill="auto"/>
+        <w:vertAlign w:val="baseline"/>
+      </w:rPr>
+    </w:lvl>
+    <w:lvl w:ilvl="3" w:tplc="7E946CD4">
+      <w:start w:val="1"/>
+      <w:numFmt w:val="bullet"/>
+      <w:lvlText w:val="•"/>
+      <w:lvlJc w:val="left"/>
+      <w:pPr>
+        <w:ind w:left="2580"/>
+      </w:pPr>
+      <w:rPr>
+        <w:rFonts w:ascii="Arial" w:eastAsia="Arial" w:hAnsi="Arial" w:cs="Arial"/>
+        <w:b w:val="0"/>
+        <w:i w:val="0"/>
+        <w:strike w:val="0"/>
+        <w:dstrike w:val="0"/>
+        <w:color w:val="000000"/>
+        <w:sz w:val="18"/>
+        <w:szCs w:val="18"/>
+        <w:u w:val="none" w:color="000000"/>
+        <w:bdr w:val="none" w:sz="0" w:space="0" w:color="auto"/>
+        <w:shd w:val="clear" w:color="auto" w:fill="auto"/>
+        <w:vertAlign w:val="baseline"/>
+      </w:rPr>
+    </w:lvl>
+    <w:lvl w:ilvl="4" w:tplc="A002EF56">
+      <w:start w:val="1"/>
+      <w:numFmt w:val="bullet"/>
+      <w:lvlText w:val="o"/>
+      <w:lvlJc w:val="left"/>
+      <w:pPr>
+        <w:ind w:left="3300"/>
+      </w:pPr>
+      <w:rPr>
+        <w:rFonts w:ascii="Arial" w:eastAsia="Arial" w:hAnsi="Arial" w:cs="Arial"/>
+        <w:b w:val="0"/>
+        <w:i w:val="0"/>
+        <w:strike w:val="0"/>
+        <w:dstrike w:val="0"/>
+        <w:color w:val="000000"/>
+        <w:sz w:val="18"/>
+        <w:szCs w:val="18"/>
+        <w:u w:val="none" w:color="000000"/>
+        <w:bdr w:val="none" w:sz="0" w:space="0" w:color="auto"/>
+        <w:shd w:val="clear" w:color="auto" w:fill="auto"/>
+        <w:vertAlign w:val="baseline"/>
+      </w:rPr>
+    </w:lvl>
+    <w:lvl w:ilvl="5" w:tplc="6386A26A">
+      <w:start w:val="1"/>
+      <w:numFmt w:val="bullet"/>
+      <w:lvlText w:val="▪"/>
+      <w:lvlJc w:val="left"/>
+      <w:pPr>
+        <w:ind w:left="4020"/>
+      </w:pPr>
+      <w:rPr>
+        <w:rFonts w:ascii="Arial" w:eastAsia="Arial" w:hAnsi="Arial" w:cs="Arial"/>
+        <w:b w:val="0"/>
+        <w:i w:val="0"/>
+        <w:strike w:val="0"/>
+        <w:dstrike w:val="0"/>
+        <w:color w:val="000000"/>
+        <w:sz w:val="18"/>
+        <w:szCs w:val="18"/>
+        <w:u w:val="none" w:color="000000"/>
+        <w:bdr w:val="none" w:sz="0" w:space="0" w:color="auto"/>
+        <w:shd w:val="clear" w:color="auto" w:fill="auto"/>
+        <w:vertAlign w:val="baseline"/>
+      </w:rPr>
+    </w:lvl>
+    <w:lvl w:ilvl="6" w:tplc="3FBECEDA">
+      <w:start w:val="1"/>
+      <w:numFmt w:val="bullet"/>
+      <w:lvlText w:val="•"/>
+      <w:lvlJc w:val="left"/>
+      <w:pPr>
+        <w:ind w:left="4740"/>
+      </w:pPr>
+      <w:rPr>
+        <w:rFonts w:ascii="Arial" w:eastAsia="Arial" w:hAnsi="Arial" w:cs="Arial"/>
+        <w:b w:val="0"/>
+        <w:i w:val="0"/>
+        <w:strike w:val="0"/>
+        <w:dstrike w:val="0"/>
+        <w:color w:val="000000"/>
+        <w:sz w:val="18"/>
+        <w:szCs w:val="18"/>
+        <w:u w:val="none" w:color="000000"/>
+        <w:bdr w:val="none" w:sz="0" w:space="0" w:color="auto"/>
+        <w:shd w:val="clear" w:color="auto" w:fill="auto"/>
+        <w:vertAlign w:val="baseline"/>
+      </w:rPr>
+    </w:lvl>
+    <w:lvl w:ilvl="7" w:tplc="FA08AA3E">
+      <w:start w:val="1"/>
+      <w:numFmt w:val="bullet"/>
+      <w:lvlText w:val="o"/>
+      <w:lvlJc w:val="left"/>
+      <w:pPr>
+        <w:ind w:left="5460"/>
+      </w:pPr>
+      <w:rPr>
+        <w:rFonts w:ascii="Arial" w:eastAsia="Arial" w:hAnsi="Arial" w:cs="Arial"/>
+        <w:b w:val="0"/>
+        <w:i w:val="0"/>
+        <w:strike w:val="0"/>
+        <w:dstrike w:val="0"/>
+        <w:color w:val="000000"/>
+        <w:sz w:val="18"/>
+        <w:szCs w:val="18"/>
+        <w:u w:val="none" w:color="000000"/>
+        <w:bdr w:val="none" w:sz="0" w:space="0" w:color="auto"/>
+        <w:shd w:val="clear" w:color="auto" w:fill="auto"/>
+        <w:vertAlign w:val="baseline"/>
+      </w:rPr>
+    </w:lvl>
+    <w:lvl w:ilvl="8" w:tplc="7EBC64F8">
+      <w:start w:val="1"/>
+      <w:numFmt w:val="bullet"/>
+      <w:lvlText w:val="▪"/>
+      <w:lvlJc w:val="left"/>
+      <w:pPr>
+        <w:ind w:left="6180"/>
+      </w:pPr>
+      <w:rPr>
+        <w:rFonts w:ascii="Arial" w:eastAsia="Arial" w:hAnsi="Arial" w:cs="Arial"/>
+        <w:b w:val="0"/>
+        <w:i w:val="0"/>
+        <w:strike w:val="0"/>
+        <w:dstrike w:val="0"/>
+        <w:color w:val="000000"/>
+        <w:sz w:val="18"/>
+        <w:szCs w:val="18"/>
+        <w:u w:val="none" w:color="000000"/>
+        <w:bdr w:val="none" w:sz="0" w:space="0" w:color="auto"/>
+        <w:shd w:val="clear" w:color="auto" w:fill="auto"/>
+        <w:vertAlign w:val="baseline"/>
+      </w:rPr>
+    </w:lvl>
+  </w:abstractNum>
+  <w:abstractNum w:abstractNumId="3" w15:restartNumberingAfterBreak="0">
+    <w:nsid w:val="4D516129"/>
+    <w:multiLevelType w:val="hybridMultilevel"/>
+    <w:tmpl w:val="2CE00B28"/>
+    <w:lvl w:ilvl="0" w:tplc="733088C2">
+      <w:start w:val="1"/>
+      <w:numFmt w:val="bullet"/>
+      <w:lvlText w:val="-"/>
+      <w:lvlJc w:val="left"/>
+      <w:pPr>
+        <w:ind w:left="110"/>
+      </w:pPr>
+      <w:rPr>
+        <w:rFonts w:ascii="Arial" w:eastAsia="Arial" w:hAnsi="Arial" w:cs="Arial"/>
+        <w:b w:val="0"/>
+        <w:i w:val="0"/>
+        <w:strike w:val="0"/>
+        <w:dstrike w:val="0"/>
+        <w:color w:val="000000"/>
+        <w:sz w:val="18"/>
+        <w:szCs w:val="18"/>
+        <w:u w:val="none" w:color="000000"/>
+        <w:bdr w:val="none" w:sz="0" w:space="0" w:color="auto"/>
+        <w:shd w:val="clear" w:color="auto" w:fill="auto"/>
+        <w:vertAlign w:val="baseline"/>
+      </w:rPr>
+    </w:lvl>
+    <w:lvl w:ilvl="1" w:tplc="0F6E4672">
+      <w:start w:val="1"/>
+      <w:numFmt w:val="bullet"/>
+      <w:lvlText w:val="o"/>
+      <w:lvlJc w:val="left"/>
+      <w:pPr>
+        <w:ind w:left="1140"/>
+      </w:pPr>
+      <w:rPr>
+        <w:rFonts w:ascii="Arial" w:eastAsia="Arial" w:hAnsi="Arial" w:cs="Arial"/>
+        <w:b w:val="0"/>
+        <w:i w:val="0"/>
+        <w:strike w:val="0"/>
+        <w:dstrike w:val="0"/>
+        <w:color w:val="000000"/>
+        <w:sz w:val="18"/>
+        <w:szCs w:val="18"/>
+        <w:u w:val="none" w:color="000000"/>
+        <w:bdr w:val="none" w:sz="0" w:space="0" w:color="auto"/>
+        <w:shd w:val="clear" w:color="auto" w:fill="auto"/>
+        <w:vertAlign w:val="baseline"/>
+      </w:rPr>
+    </w:lvl>
+    <w:lvl w:ilvl="2" w:tplc="00B0AFA4">
+      <w:start w:val="1"/>
+      <w:numFmt w:val="bullet"/>
+      <w:lvlText w:val="▪"/>
+      <w:lvlJc w:val="left"/>
+      <w:pPr>
+        <w:ind w:left="1860"/>
+      </w:pPr>
+      <w:rPr>
+        <w:rFonts w:ascii="Arial" w:eastAsia="Arial" w:hAnsi="Arial" w:cs="Arial"/>
+        <w:b w:val="0"/>
+        <w:i w:val="0"/>
+        <w:strike w:val="0"/>
+        <w:dstrike w:val="0"/>
+        <w:color w:val="000000"/>
+        <w:sz w:val="18"/>
+        <w:szCs w:val="18"/>
+        <w:u w:val="none" w:color="000000"/>
+        <w:bdr w:val="none" w:sz="0" w:space="0" w:color="auto"/>
+        <w:shd w:val="clear" w:color="auto" w:fill="auto"/>
+        <w:vertAlign w:val="baseline"/>
+      </w:rPr>
+    </w:lvl>
+    <w:lvl w:ilvl="3" w:tplc="C3D2F514">
+      <w:start w:val="1"/>
+      <w:numFmt w:val="bullet"/>
+      <w:lvlText w:val="•"/>
+      <w:lvlJc w:val="left"/>
+      <w:pPr>
+        <w:ind w:left="2580"/>
+      </w:pPr>
+      <w:rPr>
+        <w:rFonts w:ascii="Arial" w:eastAsia="Arial" w:hAnsi="Arial" w:cs="Arial"/>
+        <w:b w:val="0"/>
+        <w:i w:val="0"/>
+        <w:strike w:val="0"/>
+        <w:dstrike w:val="0"/>
+        <w:color w:val="000000"/>
+        <w:sz w:val="18"/>
+        <w:szCs w:val="18"/>
+        <w:u w:val="none" w:color="000000"/>
+        <w:bdr w:val="none" w:sz="0" w:space="0" w:color="auto"/>
+        <w:shd w:val="clear" w:color="auto" w:fill="auto"/>
+        <w:vertAlign w:val="baseline"/>
+      </w:rPr>
+    </w:lvl>
+    <w:lvl w:ilvl="4" w:tplc="A4F024BE">
+      <w:start w:val="1"/>
+      <w:numFmt w:val="bullet"/>
+      <w:lvlText w:val="o"/>
+      <w:lvlJc w:val="left"/>
+      <w:pPr>
+        <w:ind w:left="3300"/>
+      </w:pPr>
+      <w:rPr>
+        <w:rFonts w:ascii="Arial" w:eastAsia="Arial" w:hAnsi="Arial" w:cs="Arial"/>
+        <w:b w:val="0"/>
+        <w:i w:val="0"/>
+        <w:strike w:val="0"/>
+        <w:dstrike w:val="0"/>
+        <w:color w:val="000000"/>
+        <w:sz w:val="18"/>
+        <w:szCs w:val="18"/>
+        <w:u w:val="none" w:color="000000"/>
+        <w:bdr w:val="none" w:sz="0" w:space="0" w:color="auto"/>
+        <w:shd w:val="clear" w:color="auto" w:fill="auto"/>
+        <w:vertAlign w:val="baseline"/>
+      </w:rPr>
+    </w:lvl>
+    <w:lvl w:ilvl="5" w:tplc="0EFC481C">
+      <w:start w:val="1"/>
+      <w:numFmt w:val="bullet"/>
+      <w:lvlText w:val="▪"/>
+      <w:lvlJc w:val="left"/>
+      <w:pPr>
+        <w:ind w:left="4020"/>
+      </w:pPr>
+      <w:rPr>
+        <w:rFonts w:ascii="Arial" w:eastAsia="Arial" w:hAnsi="Arial" w:cs="Arial"/>
+        <w:b w:val="0"/>
+        <w:i w:val="0"/>
+        <w:strike w:val="0"/>
+        <w:dstrike w:val="0"/>
+        <w:color w:val="000000"/>
+        <w:sz w:val="18"/>
+        <w:szCs w:val="18"/>
+        <w:u w:val="none" w:color="000000"/>
+        <w:bdr w:val="none" w:sz="0" w:space="0" w:color="auto"/>
+        <w:shd w:val="clear" w:color="auto" w:fill="auto"/>
+        <w:vertAlign w:val="baseline"/>
+      </w:rPr>
+    </w:lvl>
+    <w:lvl w:ilvl="6" w:tplc="A7888186">
+      <w:start w:val="1"/>
+      <w:numFmt w:val="bullet"/>
+      <w:lvlText w:val="•"/>
+      <w:lvlJc w:val="left"/>
+      <w:pPr>
+        <w:ind w:left="4740"/>
+      </w:pPr>
+      <w:rPr>
+        <w:rFonts w:ascii="Arial" w:eastAsia="Arial" w:hAnsi="Arial" w:cs="Arial"/>
+        <w:b w:val="0"/>
+        <w:i w:val="0"/>
+        <w:strike w:val="0"/>
+        <w:dstrike w:val="0"/>
+        <w:color w:val="000000"/>
+        <w:sz w:val="18"/>
+        <w:szCs w:val="18"/>
+        <w:u w:val="none" w:color="000000"/>
+        <w:bdr w:val="none" w:sz="0" w:space="0" w:color="auto"/>
+        <w:shd w:val="clear" w:color="auto" w:fill="auto"/>
+        <w:vertAlign w:val="baseline"/>
+      </w:rPr>
+    </w:lvl>
+    <w:lvl w:ilvl="7" w:tplc="76F64DCA">
+      <w:start w:val="1"/>
+      <w:numFmt w:val="bullet"/>
+      <w:lvlText w:val="o"/>
+      <w:lvlJc w:val="left"/>
+      <w:pPr>
+        <w:ind w:left="5460"/>
+      </w:pPr>
+      <w:rPr>
+        <w:rFonts w:ascii="Arial" w:eastAsia="Arial" w:hAnsi="Arial" w:cs="Arial"/>
+        <w:b w:val="0"/>
+        <w:i w:val="0"/>
+        <w:strike w:val="0"/>
+        <w:dstrike w:val="0"/>
+        <w:color w:val="000000"/>
+        <w:sz w:val="18"/>
+        <w:szCs w:val="18"/>
+        <w:u w:val="none" w:color="000000"/>
+        <w:bdr w:val="none" w:sz="0" w:space="0" w:color="auto"/>
+        <w:shd w:val="clear" w:color="auto" w:fill="auto"/>
+        <w:vertAlign w:val="baseline"/>
+      </w:rPr>
+    </w:lvl>
+    <w:lvl w:ilvl="8" w:tplc="96E418A2">
+      <w:start w:val="1"/>
+      <w:numFmt w:val="bullet"/>
+      <w:lvlText w:val="▪"/>
+      <w:lvlJc w:val="left"/>
+      <w:pPr>
+        <w:ind w:left="6180"/>
+      </w:pPr>
+      <w:rPr>
+        <w:rFonts w:ascii="Arial" w:eastAsia="Arial" w:hAnsi="Arial" w:cs="Arial"/>
+        <w:b w:val="0"/>
+        <w:i w:val="0"/>
+        <w:strike w:val="0"/>
+        <w:dstrike w:val="0"/>
+        <w:color w:val="000000"/>
+        <w:sz w:val="18"/>
+        <w:szCs w:val="18"/>
+        <w:u w:val="none" w:color="000000"/>
+        <w:bdr w:val="none" w:sz="0" w:space="0" w:color="auto"/>
+        <w:shd w:val="clear" w:color="auto" w:fill="auto"/>
+        <w:vertAlign w:val="baseline"/>
+      </w:rPr>
+    </w:lvl>
+  </w:abstractNum>
+  <w:abstractNum w:abstractNumId="4" w15:restartNumberingAfterBreak="0">
+    <w:nsid w:val="689264BC"/>
+    <w:multiLevelType w:val="hybridMultilevel"/>
+    <w:tmpl w:val="79F06224"/>
+    <w:lvl w:ilvl="0" w:tplc="5E3460EE">
       <w:start w:val="1"/>
       <w:numFmt w:val="decimal"/>
       <w:pStyle w:val="Heading1"/>
@@ -4929,7 +4658,7 @@
         <w:vertAlign w:val="baseline"/>
       </w:rPr>
     </w:lvl>
-    <w:lvl w:ilvl="1" w:tplc="7954F724">
+    <w:lvl w:ilvl="1" w:tplc="026414C2">
       <w:start w:val="1"/>
       <w:numFmt w:val="lowerLetter"/>
       <w:lvlText w:val="%2"/>
@@ -4953,7 +4682,7 @@
         <w:vertAlign w:val="baseline"/>
       </w:rPr>
     </w:lvl>
-    <w:lvl w:ilvl="2" w:tplc="B3AC7408">
+    <w:lvl w:ilvl="2" w:tplc="D6EA767A">
       <w:start w:val="1"/>
       <w:numFmt w:val="lowerRoman"/>
       <w:lvlText w:val="%3"/>
@@ -4977,7 +4706,7 @@
         <w:vertAlign w:val="baseline"/>
       </w:rPr>
     </w:lvl>
-    <w:lvl w:ilvl="3" w:tplc="B13E1DF4">
+    <w:lvl w:ilvl="3" w:tplc="83B4131E">
       <w:start w:val="1"/>
       <w:numFmt w:val="decimal"/>
       <w:lvlText w:val="%4"/>
@@ -5001,7 +4730,7 @@
         <w:vertAlign w:val="baseline"/>
       </w:rPr>
     </w:lvl>
-    <w:lvl w:ilvl="4" w:tplc="8A649660">
+    <w:lvl w:ilvl="4" w:tplc="A27E40DE">
       <w:start w:val="1"/>
       <w:numFmt w:val="lowerLetter"/>
       <w:lvlText w:val="%5"/>
@@ -5025,7 +4754,7 @@
         <w:vertAlign w:val="baseline"/>
       </w:rPr>
     </w:lvl>
-    <w:lvl w:ilvl="5" w:tplc="606ED20A">
+    <w:lvl w:ilvl="5" w:tplc="F6DE533E">
       <w:start w:val="1"/>
       <w:numFmt w:val="lowerRoman"/>
       <w:lvlText w:val="%6"/>
@@ -5049,7 +4778,7 @@
         <w:vertAlign w:val="baseline"/>
       </w:rPr>
     </w:lvl>
-    <w:lvl w:ilvl="6" w:tplc="4BBCC606">
+    <w:lvl w:ilvl="6" w:tplc="0D26A68A">
       <w:start w:val="1"/>
       <w:numFmt w:val="decimal"/>
       <w:lvlText w:val="%7"/>
@@ -5073,7 +4802,7 @@
         <w:vertAlign w:val="baseline"/>
       </w:rPr>
     </w:lvl>
-    <w:lvl w:ilvl="7" w:tplc="8B466BB0">
+    <w:lvl w:ilvl="7" w:tplc="7958A39A">
       <w:start w:val="1"/>
       <w:numFmt w:val="lowerLetter"/>
       <w:lvlText w:val="%8"/>
@@ -5097,7 +4826,7 @@
         <w:vertAlign w:val="baseline"/>
       </w:rPr>
     </w:lvl>
-    <w:lvl w:ilvl="8" w:tplc="9EB8A558">
+    <w:lvl w:ilvl="8" w:tplc="F1F4A4DC">
       <w:start w:val="1"/>
       <w:numFmt w:val="lowerRoman"/>
       <w:lvlText w:val="%9"/>
@@ -5122,444 +4851,20 @@
       </w:rPr>
     </w:lvl>
   </w:abstractNum>
-  <w:abstractNum w:abstractNumId="3" w15:restartNumberingAfterBreak="0">
-    <w:nsid w:val="564F6375"/>
-    <w:multiLevelType w:val="hybridMultilevel"/>
-    <w:tmpl w:val="7E88BA6A"/>
-    <w:lvl w:ilvl="0" w:tplc="1D36FCF4">
-      <w:start w:val="1"/>
-      <w:numFmt w:val="decimal"/>
-      <w:lvlText w:val="%1."/>
-      <w:lvlJc w:val="left"/>
-      <w:pPr>
-        <w:ind w:left="200"/>
-      </w:pPr>
-      <w:rPr>
-        <w:rFonts w:ascii="Arial" w:eastAsia="Arial" w:hAnsi="Arial" w:cs="Arial"/>
-        <w:b w:val="0"/>
-        <w:i w:val="0"/>
-        <w:strike w:val="0"/>
-        <w:dstrike w:val="0"/>
-        <w:color w:val="000000"/>
-        <w:sz w:val="18"/>
-        <w:szCs w:val="18"/>
-        <w:u w:val="none" w:color="000000"/>
-        <w:bdr w:val="none" w:sz="0" w:space="0" w:color="auto"/>
-        <w:shd w:val="clear" w:color="auto" w:fill="auto"/>
-        <w:vertAlign w:val="baseline"/>
-      </w:rPr>
-    </w:lvl>
-    <w:lvl w:ilvl="1" w:tplc="D92C082C">
-      <w:start w:val="1"/>
-      <w:numFmt w:val="lowerLetter"/>
-      <w:lvlText w:val="%2"/>
-      <w:lvlJc w:val="left"/>
-      <w:pPr>
-        <w:ind w:left="1080"/>
-      </w:pPr>
-      <w:rPr>
-        <w:rFonts w:ascii="Arial" w:eastAsia="Arial" w:hAnsi="Arial" w:cs="Arial"/>
-        <w:b w:val="0"/>
-        <w:i w:val="0"/>
-        <w:strike w:val="0"/>
-        <w:dstrike w:val="0"/>
-        <w:color w:val="000000"/>
-        <w:sz w:val="18"/>
-        <w:szCs w:val="18"/>
-        <w:u w:val="none" w:color="000000"/>
-        <w:bdr w:val="none" w:sz="0" w:space="0" w:color="auto"/>
-        <w:shd w:val="clear" w:color="auto" w:fill="auto"/>
-        <w:vertAlign w:val="baseline"/>
-      </w:rPr>
-    </w:lvl>
-    <w:lvl w:ilvl="2" w:tplc="DD64F44A">
-      <w:start w:val="1"/>
-      <w:numFmt w:val="lowerRoman"/>
-      <w:lvlText w:val="%3"/>
-      <w:lvlJc w:val="left"/>
-      <w:pPr>
-        <w:ind w:left="1800"/>
-      </w:pPr>
-      <w:rPr>
-        <w:rFonts w:ascii="Arial" w:eastAsia="Arial" w:hAnsi="Arial" w:cs="Arial"/>
-        <w:b w:val="0"/>
-        <w:i w:val="0"/>
-        <w:strike w:val="0"/>
-        <w:dstrike w:val="0"/>
-        <w:color w:val="000000"/>
-        <w:sz w:val="18"/>
-        <w:szCs w:val="18"/>
-        <w:u w:val="none" w:color="000000"/>
-        <w:bdr w:val="none" w:sz="0" w:space="0" w:color="auto"/>
-        <w:shd w:val="clear" w:color="auto" w:fill="auto"/>
-        <w:vertAlign w:val="baseline"/>
-      </w:rPr>
-    </w:lvl>
-    <w:lvl w:ilvl="3" w:tplc="5D46AEB8">
-      <w:start w:val="1"/>
-      <w:numFmt w:val="decimal"/>
-      <w:lvlText w:val="%4"/>
-      <w:lvlJc w:val="left"/>
-      <w:pPr>
-        <w:ind w:left="2520"/>
-      </w:pPr>
-      <w:rPr>
-        <w:rFonts w:ascii="Arial" w:eastAsia="Arial" w:hAnsi="Arial" w:cs="Arial"/>
-        <w:b w:val="0"/>
-        <w:i w:val="0"/>
-        <w:strike w:val="0"/>
-        <w:dstrike w:val="0"/>
-        <w:color w:val="000000"/>
-        <w:sz w:val="18"/>
-        <w:szCs w:val="18"/>
-        <w:u w:val="none" w:color="000000"/>
-        <w:bdr w:val="none" w:sz="0" w:space="0" w:color="auto"/>
-        <w:shd w:val="clear" w:color="auto" w:fill="auto"/>
-        <w:vertAlign w:val="baseline"/>
-      </w:rPr>
-    </w:lvl>
-    <w:lvl w:ilvl="4" w:tplc="5C00ECF0">
-      <w:start w:val="1"/>
-      <w:numFmt w:val="lowerLetter"/>
-      <w:lvlText w:val="%5"/>
-      <w:lvlJc w:val="left"/>
-      <w:pPr>
-        <w:ind w:left="3240"/>
-      </w:pPr>
-      <w:rPr>
-        <w:rFonts w:ascii="Arial" w:eastAsia="Arial" w:hAnsi="Arial" w:cs="Arial"/>
-        <w:b w:val="0"/>
-        <w:i w:val="0"/>
-        <w:strike w:val="0"/>
-        <w:dstrike w:val="0"/>
-        <w:color w:val="000000"/>
-        <w:sz w:val="18"/>
-        <w:szCs w:val="18"/>
-        <w:u w:val="none" w:color="000000"/>
-        <w:bdr w:val="none" w:sz="0" w:space="0" w:color="auto"/>
-        <w:shd w:val="clear" w:color="auto" w:fill="auto"/>
-        <w:vertAlign w:val="baseline"/>
-      </w:rPr>
-    </w:lvl>
-    <w:lvl w:ilvl="5" w:tplc="5A608542">
-      <w:start w:val="1"/>
-      <w:numFmt w:val="lowerRoman"/>
-      <w:lvlText w:val="%6"/>
-      <w:lvlJc w:val="left"/>
-      <w:pPr>
-        <w:ind w:left="3960"/>
-      </w:pPr>
-      <w:rPr>
-        <w:rFonts w:ascii="Arial" w:eastAsia="Arial" w:hAnsi="Arial" w:cs="Arial"/>
-        <w:b w:val="0"/>
-        <w:i w:val="0"/>
-        <w:strike w:val="0"/>
-        <w:dstrike w:val="0"/>
-        <w:color w:val="000000"/>
-        <w:sz w:val="18"/>
-        <w:szCs w:val="18"/>
-        <w:u w:val="none" w:color="000000"/>
-        <w:bdr w:val="none" w:sz="0" w:space="0" w:color="auto"/>
-        <w:shd w:val="clear" w:color="auto" w:fill="auto"/>
-        <w:vertAlign w:val="baseline"/>
-      </w:rPr>
-    </w:lvl>
-    <w:lvl w:ilvl="6" w:tplc="C2E0B1B0">
-      <w:start w:val="1"/>
-      <w:numFmt w:val="decimal"/>
-      <w:lvlText w:val="%7"/>
-      <w:lvlJc w:val="left"/>
-      <w:pPr>
-        <w:ind w:left="4680"/>
-      </w:pPr>
-      <w:rPr>
-        <w:rFonts w:ascii="Arial" w:eastAsia="Arial" w:hAnsi="Arial" w:cs="Arial"/>
-        <w:b w:val="0"/>
-        <w:i w:val="0"/>
-        <w:strike w:val="0"/>
-        <w:dstrike w:val="0"/>
-        <w:color w:val="000000"/>
-        <w:sz w:val="18"/>
-        <w:szCs w:val="18"/>
-        <w:u w:val="none" w:color="000000"/>
-        <w:bdr w:val="none" w:sz="0" w:space="0" w:color="auto"/>
-        <w:shd w:val="clear" w:color="auto" w:fill="auto"/>
-        <w:vertAlign w:val="baseline"/>
-      </w:rPr>
-    </w:lvl>
-    <w:lvl w:ilvl="7" w:tplc="1AE889F0">
-      <w:start w:val="1"/>
-      <w:numFmt w:val="lowerLetter"/>
-      <w:lvlText w:val="%8"/>
-      <w:lvlJc w:val="left"/>
-      <w:pPr>
-        <w:ind w:left="5400"/>
-      </w:pPr>
-      <w:rPr>
-        <w:rFonts w:ascii="Arial" w:eastAsia="Arial" w:hAnsi="Arial" w:cs="Arial"/>
-        <w:b w:val="0"/>
-        <w:i w:val="0"/>
-        <w:strike w:val="0"/>
-        <w:dstrike w:val="0"/>
-        <w:color w:val="000000"/>
-        <w:sz w:val="18"/>
-        <w:szCs w:val="18"/>
-        <w:u w:val="none" w:color="000000"/>
-        <w:bdr w:val="none" w:sz="0" w:space="0" w:color="auto"/>
-        <w:shd w:val="clear" w:color="auto" w:fill="auto"/>
-        <w:vertAlign w:val="baseline"/>
-      </w:rPr>
-    </w:lvl>
-    <w:lvl w:ilvl="8" w:tplc="63DC6796">
-      <w:start w:val="1"/>
-      <w:numFmt w:val="lowerRoman"/>
-      <w:lvlText w:val="%9"/>
-      <w:lvlJc w:val="left"/>
-      <w:pPr>
-        <w:ind w:left="6120"/>
-      </w:pPr>
-      <w:rPr>
-        <w:rFonts w:ascii="Arial" w:eastAsia="Arial" w:hAnsi="Arial" w:cs="Arial"/>
-        <w:b w:val="0"/>
-        <w:i w:val="0"/>
-        <w:strike w:val="0"/>
-        <w:dstrike w:val="0"/>
-        <w:color w:val="000000"/>
-        <w:sz w:val="18"/>
-        <w:szCs w:val="18"/>
-        <w:u w:val="none" w:color="000000"/>
-        <w:bdr w:val="none" w:sz="0" w:space="0" w:color="auto"/>
-        <w:shd w:val="clear" w:color="auto" w:fill="auto"/>
-        <w:vertAlign w:val="baseline"/>
-      </w:rPr>
-    </w:lvl>
-  </w:abstractNum>
-  <w:abstractNum w:abstractNumId="4" w15:restartNumberingAfterBreak="0">
-    <w:nsid w:val="670A3BBF"/>
-    <w:multiLevelType w:val="hybridMultilevel"/>
-    <w:tmpl w:val="A9246B5A"/>
-    <w:lvl w:ilvl="0" w:tplc="D5D01946">
-      <w:start w:val="1"/>
-      <w:numFmt w:val="bullet"/>
-      <w:lvlText w:val="-"/>
-      <w:lvlJc w:val="left"/>
-      <w:pPr>
-        <w:ind w:left="110"/>
-      </w:pPr>
-      <w:rPr>
-        <w:rFonts w:ascii="Arial" w:eastAsia="Arial" w:hAnsi="Arial" w:cs="Arial"/>
-        <w:b w:val="0"/>
-        <w:i w:val="0"/>
-        <w:strike w:val="0"/>
-        <w:dstrike w:val="0"/>
-        <w:color w:val="000000"/>
-        <w:sz w:val="18"/>
-        <w:szCs w:val="18"/>
-        <w:u w:val="none" w:color="000000"/>
-        <w:bdr w:val="none" w:sz="0" w:space="0" w:color="auto"/>
-        <w:shd w:val="clear" w:color="auto" w:fill="auto"/>
-        <w:vertAlign w:val="baseline"/>
-      </w:rPr>
-    </w:lvl>
-    <w:lvl w:ilvl="1" w:tplc="171CE6AA">
-      <w:start w:val="1"/>
-      <w:numFmt w:val="bullet"/>
-      <w:lvlText w:val="o"/>
-      <w:lvlJc w:val="left"/>
-      <w:pPr>
-        <w:ind w:left="1140"/>
-      </w:pPr>
-      <w:rPr>
-        <w:rFonts w:ascii="Arial" w:eastAsia="Arial" w:hAnsi="Arial" w:cs="Arial"/>
-        <w:b w:val="0"/>
-        <w:i w:val="0"/>
-        <w:strike w:val="0"/>
-        <w:dstrike w:val="0"/>
-        <w:color w:val="000000"/>
-        <w:sz w:val="18"/>
-        <w:szCs w:val="18"/>
-        <w:u w:val="none" w:color="000000"/>
-        <w:bdr w:val="none" w:sz="0" w:space="0" w:color="auto"/>
-        <w:shd w:val="clear" w:color="auto" w:fill="auto"/>
-        <w:vertAlign w:val="baseline"/>
-      </w:rPr>
-    </w:lvl>
-    <w:lvl w:ilvl="2" w:tplc="9E32588C">
-      <w:start w:val="1"/>
-      <w:numFmt w:val="bullet"/>
-      <w:lvlText w:val="▪"/>
-      <w:lvlJc w:val="left"/>
-      <w:pPr>
-        <w:ind w:left="1860"/>
-      </w:pPr>
-      <w:rPr>
-        <w:rFonts w:ascii="Arial" w:eastAsia="Arial" w:hAnsi="Arial" w:cs="Arial"/>
-        <w:b w:val="0"/>
-        <w:i w:val="0"/>
-        <w:strike w:val="0"/>
-        <w:dstrike w:val="0"/>
-        <w:color w:val="000000"/>
-        <w:sz w:val="18"/>
-        <w:szCs w:val="18"/>
-        <w:u w:val="none" w:color="000000"/>
-        <w:bdr w:val="none" w:sz="0" w:space="0" w:color="auto"/>
-        <w:shd w:val="clear" w:color="auto" w:fill="auto"/>
-        <w:vertAlign w:val="baseline"/>
-      </w:rPr>
-    </w:lvl>
-    <w:lvl w:ilvl="3" w:tplc="861413F6">
-      <w:start w:val="1"/>
-      <w:numFmt w:val="bullet"/>
-      <w:lvlText w:val="•"/>
-      <w:lvlJc w:val="left"/>
-      <w:pPr>
-        <w:ind w:left="2580"/>
-      </w:pPr>
-      <w:rPr>
-        <w:rFonts w:ascii="Arial" w:eastAsia="Arial" w:hAnsi="Arial" w:cs="Arial"/>
-        <w:b w:val="0"/>
-        <w:i w:val="0"/>
-        <w:strike w:val="0"/>
-        <w:dstrike w:val="0"/>
-        <w:color w:val="000000"/>
-        <w:sz w:val="18"/>
-        <w:szCs w:val="18"/>
-        <w:u w:val="none" w:color="000000"/>
-        <w:bdr w:val="none" w:sz="0" w:space="0" w:color="auto"/>
-        <w:shd w:val="clear" w:color="auto" w:fill="auto"/>
-        <w:vertAlign w:val="baseline"/>
-      </w:rPr>
-    </w:lvl>
-    <w:lvl w:ilvl="4" w:tplc="34809E40">
-      <w:start w:val="1"/>
-      <w:numFmt w:val="bullet"/>
-      <w:lvlText w:val="o"/>
-      <w:lvlJc w:val="left"/>
-      <w:pPr>
-        <w:ind w:left="3300"/>
-      </w:pPr>
-      <w:rPr>
-        <w:rFonts w:ascii="Arial" w:eastAsia="Arial" w:hAnsi="Arial" w:cs="Arial"/>
-        <w:b w:val="0"/>
-        <w:i w:val="0"/>
-        <w:strike w:val="0"/>
-        <w:dstrike w:val="0"/>
-        <w:color w:val="000000"/>
-        <w:sz w:val="18"/>
-        <w:szCs w:val="18"/>
-        <w:u w:val="none" w:color="000000"/>
-        <w:bdr w:val="none" w:sz="0" w:space="0" w:color="auto"/>
-        <w:shd w:val="clear" w:color="auto" w:fill="auto"/>
-        <w:vertAlign w:val="baseline"/>
-      </w:rPr>
-    </w:lvl>
-    <w:lvl w:ilvl="5" w:tplc="891C6E40">
-      <w:start w:val="1"/>
-      <w:numFmt w:val="bullet"/>
-      <w:lvlText w:val="▪"/>
-      <w:lvlJc w:val="left"/>
-      <w:pPr>
-        <w:ind w:left="4020"/>
-      </w:pPr>
-      <w:rPr>
-        <w:rFonts w:ascii="Arial" w:eastAsia="Arial" w:hAnsi="Arial" w:cs="Arial"/>
-        <w:b w:val="0"/>
-        <w:i w:val="0"/>
-        <w:strike w:val="0"/>
-        <w:dstrike w:val="0"/>
-        <w:color w:val="000000"/>
-        <w:sz w:val="18"/>
-        <w:szCs w:val="18"/>
-        <w:u w:val="none" w:color="000000"/>
-        <w:bdr w:val="none" w:sz="0" w:space="0" w:color="auto"/>
-        <w:shd w:val="clear" w:color="auto" w:fill="auto"/>
-        <w:vertAlign w:val="baseline"/>
-      </w:rPr>
-    </w:lvl>
-    <w:lvl w:ilvl="6" w:tplc="FED83470">
-      <w:start w:val="1"/>
-      <w:numFmt w:val="bullet"/>
-      <w:lvlText w:val="•"/>
-      <w:lvlJc w:val="left"/>
-      <w:pPr>
-        <w:ind w:left="4740"/>
-      </w:pPr>
-      <w:rPr>
-        <w:rFonts w:ascii="Arial" w:eastAsia="Arial" w:hAnsi="Arial" w:cs="Arial"/>
-        <w:b w:val="0"/>
-        <w:i w:val="0"/>
-        <w:strike w:val="0"/>
-        <w:dstrike w:val="0"/>
-        <w:color w:val="000000"/>
-        <w:sz w:val="18"/>
-        <w:szCs w:val="18"/>
-        <w:u w:val="none" w:color="000000"/>
-        <w:bdr w:val="none" w:sz="0" w:space="0" w:color="auto"/>
-        <w:shd w:val="clear" w:color="auto" w:fill="auto"/>
-        <w:vertAlign w:val="baseline"/>
-      </w:rPr>
-    </w:lvl>
-    <w:lvl w:ilvl="7" w:tplc="1D3C03CE">
-      <w:start w:val="1"/>
-      <w:numFmt w:val="bullet"/>
-      <w:lvlText w:val="o"/>
-      <w:lvlJc w:val="left"/>
-      <w:pPr>
-        <w:ind w:left="5460"/>
-      </w:pPr>
-      <w:rPr>
-        <w:rFonts w:ascii="Arial" w:eastAsia="Arial" w:hAnsi="Arial" w:cs="Arial"/>
-        <w:b w:val="0"/>
-        <w:i w:val="0"/>
-        <w:strike w:val="0"/>
-        <w:dstrike w:val="0"/>
-        <w:color w:val="000000"/>
-        <w:sz w:val="18"/>
-        <w:szCs w:val="18"/>
-        <w:u w:val="none" w:color="000000"/>
-        <w:bdr w:val="none" w:sz="0" w:space="0" w:color="auto"/>
-        <w:shd w:val="clear" w:color="auto" w:fill="auto"/>
-        <w:vertAlign w:val="baseline"/>
-      </w:rPr>
-    </w:lvl>
-    <w:lvl w:ilvl="8" w:tplc="335CE19A">
-      <w:start w:val="1"/>
-      <w:numFmt w:val="bullet"/>
-      <w:lvlText w:val="▪"/>
-      <w:lvlJc w:val="left"/>
-      <w:pPr>
-        <w:ind w:left="6180"/>
-      </w:pPr>
-      <w:rPr>
-        <w:rFonts w:ascii="Arial" w:eastAsia="Arial" w:hAnsi="Arial" w:cs="Arial"/>
-        <w:b w:val="0"/>
-        <w:i w:val="0"/>
-        <w:strike w:val="0"/>
-        <w:dstrike w:val="0"/>
-        <w:color w:val="000000"/>
-        <w:sz w:val="18"/>
-        <w:szCs w:val="18"/>
-        <w:u w:val="none" w:color="000000"/>
-        <w:bdr w:val="none" w:sz="0" w:space="0" w:color="auto"/>
-        <w:shd w:val="clear" w:color="auto" w:fill="auto"/>
-        <w:vertAlign w:val="baseline"/>
-      </w:rPr>
-    </w:lvl>
-  </w:abstractNum>
-  <w:num w:numId="1" w16cid:durableId="1059131515">
+  <w:num w:numId="1" w16cid:durableId="1008603208">
+    <w:abstractNumId w:val="3"/>
+  </w:num>
+  <w:num w:numId="2" w16cid:durableId="558637756">
     <w:abstractNumId w:val="0"/>
   </w:num>
-  <w:num w:numId="2" w16cid:durableId="244384657">
-    <w:abstractNumId w:val="3"/>
-  </w:num>
-  <w:num w:numId="3" w16cid:durableId="1714648527">
-    <w:abstractNumId w:val="4"/>
-  </w:num>
-  <w:num w:numId="4" w16cid:durableId="499392613">
+  <w:num w:numId="3" w16cid:durableId="1398555489">
     <w:abstractNumId w:val="1"/>
   </w:num>
-  <w:num w:numId="5" w16cid:durableId="129565221">
+  <w:num w:numId="4" w16cid:durableId="685718667">
     <w:abstractNumId w:val="2"/>
+  </w:num>
+  <w:num w:numId="5" w16cid:durableId="1275743908">
+    <w:abstractNumId w:val="4"/>
   </w:num>
 </w:numbering>
 </file>
